--- a/relatorio/Manual_Montagem.docx
+++ b/relatorio/Manual_Montagem.docx
@@ -7325,7 +7325,7 @@
               <w:rPr>
                 <w:sz w:val="19"/>
               </w:rPr>
-              <w:t>Girando o dedo motriz com a mão, o livre acompanha sem ranger e sem travar. As mandíbulas devem se encostar (sem esmagar) por volta de 72,5° no servo e abrir até ≈57 mm a 110°.</w:t>
+              <w:t>Girando o dedo motriz com a mão, o livre acompanha sem ranger e sem travar. As mandíbulas devem se encostar (sem esmagar) em S4 = 73° (valor medido) e abrir até ≈57 mm a 110°.</w:t>
             </w:r>
           </w:p>
         </w:tc>
@@ -10229,7 +10229,7 @@
               <w:rPr>
                 <w:sz w:val="18"/>
               </w:rPr>
-              <w:t>Mandíbulas se tocam em ≈72,5°; abertura máxima em 110°</w:t>
+              <w:t>Mandíbulas se tocam em 73° — 1° ACIMA do ANG_MIN de fábrica; abertura máxima em 110°</w:t>
             </w:r>
           </w:p>
         </w:tc>
@@ -10543,7 +10543,3149 @@
         <w:pStyle w:val="Heading1"/>
       </w:pPr>
       <w:r>
-        <w:t>7. Testes de aceitação</w:t>
+        <w:t>7. Mapa de ângulos — o que cada grau faz em cada elo</w:t>
+      </w:r>
+    </w:p>
+    <w:p>
+      <w:pPr>
+        <w:jc w:val="both"/>
+      </w:pPr>
+      <w:r>
+        <w:rPr>
+          <w:b w:val="0"/>
+          <w:i w:val="0"/>
+        </w:rPr>
+        <w:t>Todas as tabelas desta seção são geradas por cad/mapa_angulos.py, que lê os limites direto do firmware (ANG_MIN, ANG_MAX, ANG_HOME, GARRA_FECHADA e GARRA_ABERTA) e aplica ao modelo 3D as mesmas transformações de cad/gerar_pecas.py. Os valores de altura e alcance são medidos nas malhas, não estimados.</w:t>
+      </w:r>
+    </w:p>
+    <w:p>
+      <w:r>
+        <w:rPr>
+          <w:b/>
+          <w:i w:val="0"/>
+          <w:sz w:val="21"/>
+        </w:rPr>
+        <w:t>Convenção usada no projeto</w:t>
+      </w:r>
+    </w:p>
+    <w:tbl>
+      <w:tblPr>
+        <w:tblStyle w:val="LightGrid-Accent1"/>
+        <w:tblW w:type="auto" w:w="0"/>
+        <w:jc w:val="center"/>
+        <w:tblLook w:firstColumn="1" w:firstRow="1" w:lastColumn="0" w:lastRow="0" w:noHBand="0" w:noVBand="1" w:val="04A0"/>
+      </w:tblPr>
+      <w:tblGrid>
+        <w:gridCol w:w="2422"/>
+        <w:gridCol w:w="2422"/>
+        <w:gridCol w:w="2422"/>
+        <w:gridCol w:w="2422"/>
+      </w:tblGrid>
+      <w:tr>
+        <w:tc>
+          <w:tcPr>
+            <w:tcW w:type="dxa" w:w="1247"/>
+          </w:tcPr>
+          <w:p>
+            <w:r/>
+            <w:r>
+              <w:rPr>
+                <w:b/>
+                <w:sz w:val="18"/>
+              </w:rPr>
+              <w:t>Junta</w:t>
+            </w:r>
+          </w:p>
+        </w:tc>
+        <w:tc>
+          <w:tcPr>
+            <w:tcW w:type="dxa" w:w="1928"/>
+          </w:tcPr>
+          <w:p>
+            <w:r/>
+            <w:r>
+              <w:rPr>
+                <w:b/>
+                <w:sz w:val="18"/>
+              </w:rPr>
+              <w:t>Ângulo do servo</w:t>
+            </w:r>
+          </w:p>
+        </w:tc>
+        <w:tc>
+          <w:tcPr>
+            <w:tcW w:type="dxa" w:w="3628"/>
+          </w:tcPr>
+          <w:p>
+            <w:r/>
+            <w:r>
+              <w:rPr>
+                <w:b/>
+                <w:sz w:val="18"/>
+              </w:rPr>
+              <w:t>Ângulo geométrico do modelo</w:t>
+            </w:r>
+          </w:p>
+        </w:tc>
+        <w:tc>
+          <w:tcPr>
+            <w:tcW w:type="dxa" w:w="2268"/>
+          </w:tcPr>
+          <w:p>
+            <w:r/>
+            <w:r>
+              <w:rPr>
+                <w:b/>
+                <w:sz w:val="18"/>
+              </w:rPr>
+              <w:t>Referência (90°)</w:t>
+            </w:r>
+          </w:p>
+        </w:tc>
+      </w:tr>
+      <w:tr>
+        <w:tc>
+          <w:tcPr>
+            <w:tcW w:type="dxa" w:w="1247"/>
+          </w:tcPr>
+          <w:p>
+            <w:r/>
+            <w:r>
+              <w:rPr>
+                <w:sz w:val="18"/>
+              </w:rPr>
+              <w:t>0 — base</w:t>
+            </w:r>
+          </w:p>
+        </w:tc>
+        <w:tc>
+          <w:tcPr>
+            <w:tcW w:type="dxa" w:w="1928"/>
+          </w:tcPr>
+          <w:p>
+            <w:r/>
+            <w:r>
+              <w:rPr>
+                <w:sz w:val="18"/>
+              </w:rPr>
+              <w:t>S1 = 90 + θ1</w:t>
+            </w:r>
+          </w:p>
+        </w:tc>
+        <w:tc>
+          <w:tcPr>
+            <w:tcW w:type="dxa" w:w="3628"/>
+          </w:tcPr>
+          <w:p>
+            <w:r/>
+            <w:r>
+              <w:rPr>
+                <w:sz w:val="18"/>
+              </w:rPr>
+              <w:t>θ1 = giro da plataforma</w:t>
+            </w:r>
+          </w:p>
+        </w:tc>
+        <w:tc>
+          <w:tcPr>
+            <w:tcW w:type="dxa" w:w="2268"/>
+          </w:tcPr>
+          <w:p>
+            <w:r/>
+            <w:r>
+              <w:rPr>
+                <w:sz w:val="18"/>
+              </w:rPr>
+              <w:t>Braço apontando para a frente</w:t>
+            </w:r>
+          </w:p>
+        </w:tc>
+      </w:tr>
+      <w:tr>
+        <w:tc>
+          <w:tcPr>
+            <w:tcW w:type="dxa" w:w="1247"/>
+          </w:tcPr>
+          <w:p>
+            <w:r/>
+            <w:r>
+              <w:rPr>
+                <w:sz w:val="18"/>
+              </w:rPr>
+              <w:t>1 — ombro</w:t>
+            </w:r>
+          </w:p>
+        </w:tc>
+        <w:tc>
+          <w:tcPr>
+            <w:tcW w:type="dxa" w:w="1928"/>
+          </w:tcPr>
+          <w:p>
+            <w:r/>
+            <w:r>
+              <w:rPr>
+                <w:sz w:val="18"/>
+              </w:rPr>
+              <w:t>S2 = 90 + θ2</w:t>
+            </w:r>
+          </w:p>
+        </w:tc>
+        <w:tc>
+          <w:tcPr>
+            <w:tcW w:type="dxa" w:w="3628"/>
+          </w:tcPr>
+          <w:p>
+            <w:r/>
+            <w:r>
+              <w:rPr>
+                <w:sz w:val="18"/>
+              </w:rPr>
+              <w:t>θ2 = desvio do braço em relação à vertical</w:t>
+            </w:r>
+          </w:p>
+        </w:tc>
+        <w:tc>
+          <w:tcPr>
+            <w:tcW w:type="dxa" w:w="2268"/>
+          </w:tcPr>
+          <w:p>
+            <w:r/>
+            <w:r>
+              <w:rPr>
+                <w:sz w:val="18"/>
+              </w:rPr>
+              <w:t>Braço na vertical</w:t>
+            </w:r>
+          </w:p>
+        </w:tc>
+      </w:tr>
+      <w:tr>
+        <w:tc>
+          <w:tcPr>
+            <w:tcW w:type="dxa" w:w="1247"/>
+          </w:tcPr>
+          <w:p>
+            <w:r/>
+            <w:r>
+              <w:rPr>
+                <w:sz w:val="18"/>
+              </w:rPr>
+              <w:t>2 — cotovelo</w:t>
+            </w:r>
+          </w:p>
+        </w:tc>
+        <w:tc>
+          <w:tcPr>
+            <w:tcW w:type="dxa" w:w="1928"/>
+          </w:tcPr>
+          <w:p>
+            <w:r/>
+            <w:r>
+              <w:rPr>
+                <w:sz w:val="18"/>
+              </w:rPr>
+              <w:t>S3 = ângulo relativo</w:t>
+            </w:r>
+          </w:p>
+        </w:tc>
+        <w:tc>
+          <w:tcPr>
+            <w:tcW w:type="dxa" w:w="3628"/>
+          </w:tcPr>
+          <w:p>
+            <w:r/>
+            <w:r>
+              <w:rPr>
+                <w:sz w:val="18"/>
+              </w:rPr>
+              <w:t>ângulo entre o antebraço e o braço (0° = alinhados)</w:t>
+            </w:r>
+          </w:p>
+        </w:tc>
+        <w:tc>
+          <w:tcPr>
+            <w:tcW w:type="dxa" w:w="2268"/>
+          </w:tcPr>
+          <w:p>
+            <w:r/>
+            <w:r>
+              <w:rPr>
+                <w:sz w:val="18"/>
+              </w:rPr>
+              <w:t>Antebraço perpendicular ao braço</w:t>
+            </w:r>
+          </w:p>
+        </w:tc>
+      </w:tr>
+      <w:tr>
+        <w:tc>
+          <w:tcPr>
+            <w:tcW w:type="dxa" w:w="1247"/>
+          </w:tcPr>
+          <w:p>
+            <w:r/>
+            <w:r>
+              <w:rPr>
+                <w:sz w:val="18"/>
+              </w:rPr>
+              <w:t>3 — garra</w:t>
+            </w:r>
+          </w:p>
+        </w:tc>
+        <w:tc>
+          <w:tcPr>
+            <w:tcW w:type="dxa" w:w="1928"/>
+          </w:tcPr>
+          <w:p>
+            <w:r/>
+            <w:r>
+              <w:rPr>
+                <w:sz w:val="18"/>
+              </w:rPr>
+              <w:t>S4 = 75 + α</w:t>
+            </w:r>
+          </w:p>
+        </w:tc>
+        <w:tc>
+          <w:tcPr>
+            <w:tcW w:type="dxa" w:w="3628"/>
+          </w:tcPr>
+          <w:p>
+            <w:r/>
+            <w:r>
+              <w:rPr>
+                <w:sz w:val="18"/>
+              </w:rPr>
+              <w:t>α = giro de CADA dedo (a abertura entre as mandíbulas é 2α)</w:t>
+            </w:r>
+          </w:p>
+        </w:tc>
+        <w:tc>
+          <w:tcPr>
+            <w:tcW w:type="dxa" w:w="2268"/>
+          </w:tcPr>
+          <w:p>
+            <w:r/>
+            <w:r>
+              <w:rPr>
+                <w:sz w:val="18"/>
+              </w:rPr>
+              <w:t>α = 15°, garra entreaberta</w:t>
+            </w:r>
+          </w:p>
+        </w:tc>
+      </w:tr>
+    </w:tbl>
+    <w:p/>
+    <w:tbl>
+      <w:tblPr>
+        <w:tblW w:type="auto" w:w="0"/>
+        <w:jc w:val="center"/>
+        <w:tblLook w:firstColumn="1" w:firstRow="1" w:lastColumn="0" w:lastRow="0" w:noHBand="0" w:noVBand="1" w:val="04A0"/>
+      </w:tblPr>
+      <w:tblGrid>
+        <w:gridCol w:w="9689"/>
+      </w:tblGrid>
+      <w:tr>
+        <w:tc>
+          <w:tcPr>
+            <w:tcW w:type="dxa" w:w="9071"/>
+            <w:shd w:fill="FFF2CC"/>
+          </w:tcPr>
+          <w:p>
+            <w:r/>
+            <w:r>
+              <w:rPr>
+                <w:b/>
+                <w:sz w:val="19"/>
+              </w:rPr>
+              <w:t xml:space="preserve">ATENÇÃO — </w:t>
+            </w:r>
+            <w:r>
+              <w:rPr>
+                <w:sz w:val="19"/>
+              </w:rPr>
+              <w:t>Estas tabelas dizem o TAMANHO do movimento, não o sentido. Qual lado é 'para a frente' depende de como o servo foi montado e do vetor SENTIDO[] do firmware — descubra o sentido real na calibração (seção 6.2) e, se estiver invertido, é o sinal de SENTIDO[] que muda, nunca a tabela.</w:t>
+            </w:r>
+          </w:p>
+        </w:tc>
+      </w:tr>
+    </w:tbl>
+    <w:p/>
+    <w:p>
+      <w:r>
+        <w:rPr>
+          <w:b w:val="0"/>
+          <w:i/>
+          <w:sz w:val="19"/>
+        </w:rPr>
+        <w:t>Eixo do ombro a 68.8 mm da mesa; o cotovelo fica 70 mm acima do ombro, medidos ao longo do braço.</w:t>
+      </w:r>
+    </w:p>
+    <w:p>
+      <w:pPr>
+        <w:pStyle w:val="Heading2"/>
+      </w:pPr>
+      <w:r>
+        <w:t>7.1 Junta 0 — base (S1)</w:t>
+      </w:r>
+    </w:p>
+    <w:p>
+      <w:pPr>
+        <w:jc w:val="both"/>
+      </w:pPr>
+      <w:r>
+        <w:rPr>
+          <w:b w:val="0"/>
+          <w:i w:val="0"/>
+        </w:rPr>
+        <w:t>Faixa do firmware: 5° a 175°, home 90°. Girar a base não muda a altura nem o alcance — só a direção para onde o braço aponta. Um grau de servo é exatamente um grau de giro da plataforma.</w:t>
+      </w:r>
+    </w:p>
+    <w:tbl>
+      <w:tblPr>
+        <w:tblStyle w:val="LightGrid-Accent1"/>
+        <w:tblW w:type="auto" w:w="0"/>
+        <w:jc w:val="center"/>
+        <w:tblLook w:firstColumn="1" w:firstRow="1" w:lastColumn="0" w:lastRow="0" w:noHBand="0" w:noVBand="1" w:val="04A0"/>
+      </w:tblPr>
+      <w:tblGrid>
+        <w:gridCol w:w="2422"/>
+        <w:gridCol w:w="2422"/>
+        <w:gridCol w:w="2422"/>
+        <w:gridCol w:w="2422"/>
+      </w:tblGrid>
+      <w:tr>
+        <w:tc>
+          <w:tcPr>
+            <w:tcW w:type="dxa" w:w="794"/>
+          </w:tcPr>
+          <w:p>
+            <w:r/>
+            <w:r>
+              <w:rPr>
+                <w:b/>
+                <w:sz w:val="18"/>
+              </w:rPr>
+              <w:t>S1</w:t>
+            </w:r>
+          </w:p>
+        </w:tc>
+        <w:tc>
+          <w:tcPr>
+            <w:tcW w:type="dxa" w:w="907"/>
+          </w:tcPr>
+          <w:p>
+            <w:r/>
+            <w:r>
+              <w:rPr>
+                <w:b/>
+                <w:sz w:val="18"/>
+              </w:rPr>
+              <w:t>θ1</w:t>
+            </w:r>
+          </w:p>
+        </w:tc>
+        <w:tc>
+          <w:tcPr>
+            <w:tcW w:type="dxa" w:w="5102"/>
+          </w:tcPr>
+          <w:p>
+            <w:r/>
+            <w:r>
+              <w:rPr>
+                <w:b/>
+                <w:sz w:val="18"/>
+              </w:rPr>
+              <w:t>Pose</w:t>
+            </w:r>
+          </w:p>
+        </w:tc>
+        <w:tc>
+          <w:tcPr>
+            <w:tcW w:type="dxa" w:w="2268"/>
+          </w:tcPr>
+          <w:p>
+            <w:r/>
+            <w:r>
+              <w:rPr>
+                <w:b/>
+                <w:sz w:val="18"/>
+              </w:rPr>
+              <w:t>Observação</w:t>
+            </w:r>
+          </w:p>
+        </w:tc>
+      </w:tr>
+      <w:tr>
+        <w:tc>
+          <w:tcPr>
+            <w:tcW w:type="dxa" w:w="794"/>
+          </w:tcPr>
+          <w:p>
+            <w:r/>
+            <w:r>
+              <w:rPr>
+                <w:sz w:val="18"/>
+              </w:rPr>
+              <w:t>5°</w:t>
+            </w:r>
+          </w:p>
+        </w:tc>
+        <w:tc>
+          <w:tcPr>
+            <w:tcW w:type="dxa" w:w="907"/>
+          </w:tcPr>
+          <w:p>
+            <w:r/>
+            <w:r>
+              <w:rPr>
+                <w:sz w:val="18"/>
+              </w:rPr>
+              <w:t>-85°</w:t>
+            </w:r>
+          </w:p>
+        </w:tc>
+        <w:tc>
+          <w:tcPr>
+            <w:tcW w:type="dxa" w:w="5102"/>
+          </w:tcPr>
+          <w:p>
+            <w:r/>
+            <w:r>
+              <w:rPr>
+                <w:sz w:val="18"/>
+              </w:rPr>
+              <w:t>conjunto girado 85° para a direita</w:t>
+            </w:r>
+          </w:p>
+        </w:tc>
+        <w:tc>
+          <w:tcPr>
+            <w:tcW w:type="dxa" w:w="2268"/>
+          </w:tcPr>
+          <w:p>
+            <w:r/>
+            <w:r>
+              <w:rPr>
+                <w:sz w:val="18"/>
+              </w:rPr>
+              <w:t>ANG_MIN</w:t>
+            </w:r>
+          </w:p>
+        </w:tc>
+      </w:tr>
+      <w:tr>
+        <w:tc>
+          <w:tcPr>
+            <w:tcW w:type="dxa" w:w="794"/>
+          </w:tcPr>
+          <w:p>
+            <w:r/>
+            <w:r>
+              <w:rPr>
+                <w:sz w:val="18"/>
+              </w:rPr>
+              <w:t>45°</w:t>
+            </w:r>
+          </w:p>
+        </w:tc>
+        <w:tc>
+          <w:tcPr>
+            <w:tcW w:type="dxa" w:w="907"/>
+          </w:tcPr>
+          <w:p>
+            <w:r/>
+            <w:r>
+              <w:rPr>
+                <w:sz w:val="18"/>
+              </w:rPr>
+              <w:t>-45°</w:t>
+            </w:r>
+          </w:p>
+        </w:tc>
+        <w:tc>
+          <w:tcPr>
+            <w:tcW w:type="dxa" w:w="5102"/>
+          </w:tcPr>
+          <w:p>
+            <w:r/>
+            <w:r>
+              <w:rPr>
+                <w:sz w:val="18"/>
+              </w:rPr>
+              <w:t>conjunto girado 45° para a direita</w:t>
+            </w:r>
+          </w:p>
+        </w:tc>
+        <w:tc>
+          <w:tcPr>
+            <w:tcW w:type="dxa" w:w="2268"/>
+          </w:tcPr>
+          <w:p>
+            <w:r/>
+            <w:r>
+              <w:rPr>
+                <w:sz w:val="18"/>
+              </w:rPr>
+            </w:r>
+          </w:p>
+        </w:tc>
+      </w:tr>
+      <w:tr>
+        <w:tc>
+          <w:tcPr>
+            <w:tcW w:type="dxa" w:w="794"/>
+          </w:tcPr>
+          <w:p>
+            <w:r/>
+            <w:r>
+              <w:rPr>
+                <w:sz w:val="18"/>
+              </w:rPr>
+              <w:t>90°</w:t>
+            </w:r>
+          </w:p>
+        </w:tc>
+        <w:tc>
+          <w:tcPr>
+            <w:tcW w:type="dxa" w:w="907"/>
+          </w:tcPr>
+          <w:p>
+            <w:r/>
+            <w:r>
+              <w:rPr>
+                <w:sz w:val="18"/>
+              </w:rPr>
+              <w:t>+0°</w:t>
+            </w:r>
+          </w:p>
+        </w:tc>
+        <w:tc>
+          <w:tcPr>
+            <w:tcW w:type="dxa" w:w="5102"/>
+          </w:tcPr>
+          <w:p>
+            <w:r/>
+            <w:r>
+              <w:rPr>
+                <w:sz w:val="18"/>
+              </w:rPr>
+              <w:t>braço apontando para a frente (referência)</w:t>
+            </w:r>
+          </w:p>
+        </w:tc>
+        <w:tc>
+          <w:tcPr>
+            <w:tcW w:type="dxa" w:w="2268"/>
+          </w:tcPr>
+          <w:p>
+            <w:r/>
+            <w:r>
+              <w:rPr>
+                <w:sz w:val="18"/>
+              </w:rPr>
+              <w:t>HOME</w:t>
+            </w:r>
+          </w:p>
+        </w:tc>
+      </w:tr>
+      <w:tr>
+        <w:tc>
+          <w:tcPr>
+            <w:tcW w:type="dxa" w:w="794"/>
+          </w:tcPr>
+          <w:p>
+            <w:r/>
+            <w:r>
+              <w:rPr>
+                <w:sz w:val="18"/>
+              </w:rPr>
+              <w:t>135°</w:t>
+            </w:r>
+          </w:p>
+        </w:tc>
+        <w:tc>
+          <w:tcPr>
+            <w:tcW w:type="dxa" w:w="907"/>
+          </w:tcPr>
+          <w:p>
+            <w:r/>
+            <w:r>
+              <w:rPr>
+                <w:sz w:val="18"/>
+              </w:rPr>
+              <w:t>+45°</w:t>
+            </w:r>
+          </w:p>
+        </w:tc>
+        <w:tc>
+          <w:tcPr>
+            <w:tcW w:type="dxa" w:w="5102"/>
+          </w:tcPr>
+          <w:p>
+            <w:r/>
+            <w:r>
+              <w:rPr>
+                <w:sz w:val="18"/>
+              </w:rPr>
+              <w:t>conjunto girado 45° para a esquerda</w:t>
+            </w:r>
+          </w:p>
+        </w:tc>
+        <w:tc>
+          <w:tcPr>
+            <w:tcW w:type="dxa" w:w="2268"/>
+          </w:tcPr>
+          <w:p>
+            <w:r/>
+            <w:r>
+              <w:rPr>
+                <w:sz w:val="18"/>
+              </w:rPr>
+            </w:r>
+          </w:p>
+        </w:tc>
+      </w:tr>
+      <w:tr>
+        <w:tc>
+          <w:tcPr>
+            <w:tcW w:type="dxa" w:w="794"/>
+          </w:tcPr>
+          <w:p>
+            <w:r/>
+            <w:r>
+              <w:rPr>
+                <w:sz w:val="18"/>
+              </w:rPr>
+              <w:t>175°</w:t>
+            </w:r>
+          </w:p>
+        </w:tc>
+        <w:tc>
+          <w:tcPr>
+            <w:tcW w:type="dxa" w:w="907"/>
+          </w:tcPr>
+          <w:p>
+            <w:r/>
+            <w:r>
+              <w:rPr>
+                <w:sz w:val="18"/>
+              </w:rPr>
+              <w:t>+85°</w:t>
+            </w:r>
+          </w:p>
+        </w:tc>
+        <w:tc>
+          <w:tcPr>
+            <w:tcW w:type="dxa" w:w="5102"/>
+          </w:tcPr>
+          <w:p>
+            <w:r/>
+            <w:r>
+              <w:rPr>
+                <w:sz w:val="18"/>
+              </w:rPr>
+              <w:t>conjunto girado 85° para a esquerda</w:t>
+            </w:r>
+          </w:p>
+        </w:tc>
+        <w:tc>
+          <w:tcPr>
+            <w:tcW w:type="dxa" w:w="2268"/>
+          </w:tcPr>
+          <w:p>
+            <w:r/>
+            <w:r>
+              <w:rPr>
+                <w:sz w:val="18"/>
+              </w:rPr>
+              <w:t>ANG_MAX</w:t>
+            </w:r>
+          </w:p>
+        </w:tc>
+      </w:tr>
+    </w:tbl>
+    <w:p/>
+    <w:p>
+      <w:pPr>
+        <w:pStyle w:val="Heading2"/>
+      </w:pPr>
+      <w:r>
+        <w:t>7.2 Junta 1 — ombro (S2)</w:t>
+      </w:r>
+    </w:p>
+    <w:p>
+      <w:pPr>
+        <w:jc w:val="both"/>
+      </w:pPr>
+      <w:r>
+        <w:rPr>
+          <w:b w:val="0"/>
+          <w:i w:val="0"/>
+        </w:rPr>
+        <w:t>Faixa do firmware: 15° a 165°, home 90°. Medidas tiradas com o cotovelo em 90°; a altura é a do ponto mais alto do conjunto e o alcance é medido do eixo da base.</w:t>
+      </w:r>
+    </w:p>
+    <w:tbl>
+      <w:tblPr>
+        <w:tblStyle w:val="LightGrid-Accent1"/>
+        <w:tblW w:type="auto" w:w="0"/>
+        <w:jc w:val="center"/>
+        <w:tblLook w:firstColumn="1" w:firstRow="1" w:lastColumn="0" w:lastRow="0" w:noHBand="0" w:noVBand="1" w:val="04A0"/>
+      </w:tblPr>
+      <w:tblGrid>
+        <w:gridCol w:w="1384"/>
+        <w:gridCol w:w="1384"/>
+        <w:gridCol w:w="1384"/>
+        <w:gridCol w:w="1384"/>
+        <w:gridCol w:w="1384"/>
+        <w:gridCol w:w="1384"/>
+        <w:gridCol w:w="1384"/>
+      </w:tblGrid>
+      <w:tr>
+        <w:tc>
+          <w:tcPr>
+            <w:tcW w:type="dxa" w:w="680"/>
+          </w:tcPr>
+          <w:p>
+            <w:r/>
+            <w:r>
+              <w:rPr>
+                <w:b/>
+                <w:sz w:val="16"/>
+              </w:rPr>
+              <w:t>S2</w:t>
+            </w:r>
+          </w:p>
+        </w:tc>
+        <w:tc>
+          <w:tcPr>
+            <w:tcW w:type="dxa" w:w="680"/>
+          </w:tcPr>
+          <w:p>
+            <w:r/>
+            <w:r>
+              <w:rPr>
+                <w:b/>
+                <w:sz w:val="16"/>
+              </w:rPr>
+              <w:t>θ2</w:t>
+            </w:r>
+          </w:p>
+        </w:tc>
+        <w:tc>
+          <w:tcPr>
+            <w:tcW w:type="dxa" w:w="3175"/>
+          </w:tcPr>
+          <w:p>
+            <w:r/>
+            <w:r>
+              <w:rPr>
+                <w:b/>
+                <w:sz w:val="16"/>
+              </w:rPr>
+              <w:t>Pose do braço</w:t>
+            </w:r>
+          </w:p>
+        </w:tc>
+        <w:tc>
+          <w:tcPr>
+            <w:tcW w:type="dxa" w:w="1020"/>
+          </w:tcPr>
+          <w:p>
+            <w:r/>
+            <w:r>
+              <w:rPr>
+                <w:b/>
+                <w:sz w:val="16"/>
+              </w:rPr>
+              <w:t>Altura máx.</w:t>
+            </w:r>
+          </w:p>
+        </w:tc>
+        <w:tc>
+          <w:tcPr>
+            <w:tcW w:type="dxa" w:w="907"/>
+          </w:tcPr>
+          <w:p>
+            <w:r/>
+            <w:r>
+              <w:rPr>
+                <w:b/>
+                <w:sz w:val="16"/>
+              </w:rPr>
+              <w:t>Alcance</w:t>
+            </w:r>
+          </w:p>
+        </w:tc>
+        <w:tc>
+          <w:tcPr>
+            <w:tcW w:type="dxa" w:w="1077"/>
+          </w:tcPr>
+          <w:p>
+            <w:r/>
+            <w:r>
+              <w:rPr>
+                <w:b/>
+                <w:sz w:val="16"/>
+              </w:rPr>
+              <w:t>Ponto mais baixo</w:t>
+            </w:r>
+          </w:p>
+        </w:tc>
+        <w:tc>
+          <w:tcPr>
+            <w:tcW w:type="dxa" w:w="1531"/>
+          </w:tcPr>
+          <w:p>
+            <w:r/>
+            <w:r>
+              <w:rPr>
+                <w:b/>
+                <w:sz w:val="16"/>
+              </w:rPr>
+              <w:t>Nota</w:t>
+            </w:r>
+          </w:p>
+        </w:tc>
+      </w:tr>
+      <w:tr>
+        <w:tc>
+          <w:tcPr>
+            <w:tcW w:type="dxa" w:w="680"/>
+          </w:tcPr>
+          <w:p>
+            <w:r/>
+            <w:r>
+              <w:rPr>
+                <w:sz w:val="16"/>
+              </w:rPr>
+              <w:t>15°</w:t>
+            </w:r>
+          </w:p>
+        </w:tc>
+        <w:tc>
+          <w:tcPr>
+            <w:tcW w:type="dxa" w:w="680"/>
+          </w:tcPr>
+          <w:p>
+            <w:r/>
+            <w:r>
+              <w:rPr>
+                <w:sz w:val="16"/>
+              </w:rPr>
+              <w:t>-75°</w:t>
+            </w:r>
+          </w:p>
+        </w:tc>
+        <w:tc>
+          <w:tcPr>
+            <w:tcW w:type="dxa" w:w="3175"/>
+          </w:tcPr>
+          <w:p>
+            <w:r/>
+            <w:r>
+              <w:rPr>
+                <w:sz w:val="16"/>
+              </w:rPr>
+              <w:t>braço 75° fora da vertical, inclinado para tras (-X)</w:t>
+            </w:r>
+          </w:p>
+        </w:tc>
+        <w:tc>
+          <w:tcPr>
+            <w:tcW w:type="dxa" w:w="1020"/>
+          </w:tcPr>
+          <w:p>
+            <w:r/>
+            <w:r>
+              <w:rPr>
+                <w:sz w:val="16"/>
+              </w:rPr>
+              <w:t>200 mm</w:t>
+            </w:r>
+          </w:p>
+        </w:tc>
+        <w:tc>
+          <w:tcPr>
+            <w:tcW w:type="dxa" w:w="907"/>
+          </w:tcPr>
+          <w:p>
+            <w:r/>
+            <w:r>
+              <w:rPr>
+                <w:sz w:val="16"/>
+              </w:rPr>
+              <w:t>93 mm</w:t>
+            </w:r>
+          </w:p>
+        </w:tc>
+        <w:tc>
+          <w:tcPr>
+            <w:tcW w:type="dxa" w:w="1077"/>
+          </w:tcPr>
+          <w:p>
+            <w:r/>
+            <w:r>
+              <w:rPr>
+                <w:sz w:val="16"/>
+              </w:rPr>
+              <w:t>52 mm</w:t>
+            </w:r>
+          </w:p>
+        </w:tc>
+        <w:tc>
+          <w:tcPr>
+            <w:tcW w:type="dxa" w:w="1531"/>
+          </w:tcPr>
+          <w:p>
+            <w:r/>
+            <w:r>
+              <w:rPr>
+                <w:sz w:val="16"/>
+              </w:rPr>
+              <w:t>ANG_MIN</w:t>
+            </w:r>
+          </w:p>
+        </w:tc>
+      </w:tr>
+      <w:tr>
+        <w:tc>
+          <w:tcPr>
+            <w:tcW w:type="dxa" w:w="680"/>
+          </w:tcPr>
+          <w:p>
+            <w:r/>
+            <w:r>
+              <w:rPr>
+                <w:sz w:val="16"/>
+              </w:rPr>
+              <w:t>45°</w:t>
+            </w:r>
+          </w:p>
+        </w:tc>
+        <w:tc>
+          <w:tcPr>
+            <w:tcW w:type="dxa" w:w="680"/>
+          </w:tcPr>
+          <w:p>
+            <w:r/>
+            <w:r>
+              <w:rPr>
+                <w:sz w:val="16"/>
+              </w:rPr>
+              <w:t>-45°</w:t>
+            </w:r>
+          </w:p>
+        </w:tc>
+        <w:tc>
+          <w:tcPr>
+            <w:tcW w:type="dxa" w:w="3175"/>
+          </w:tcPr>
+          <w:p>
+            <w:r/>
+            <w:r>
+              <w:rPr>
+                <w:sz w:val="16"/>
+              </w:rPr>
+              <w:t>braço 45° fora da vertical, inclinado para tras (-X)</w:t>
+            </w:r>
+          </w:p>
+        </w:tc>
+        <w:tc>
+          <w:tcPr>
+            <w:tcW w:type="dxa" w:w="1020"/>
+          </w:tcPr>
+          <w:p>
+            <w:r/>
+            <w:r>
+              <w:rPr>
+                <w:sz w:val="16"/>
+              </w:rPr>
+              <w:t>201 mm</w:t>
+            </w:r>
+          </w:p>
+        </w:tc>
+        <w:tc>
+          <w:tcPr>
+            <w:tcW w:type="dxa" w:w="907"/>
+          </w:tcPr>
+          <w:p>
+            <w:r/>
+            <w:r>
+              <w:rPr>
+                <w:sz w:val="16"/>
+              </w:rPr>
+              <w:t>76 mm</w:t>
+            </w:r>
+          </w:p>
+        </w:tc>
+        <w:tc>
+          <w:tcPr>
+            <w:tcW w:type="dxa" w:w="1077"/>
+          </w:tcPr>
+          <w:p>
+            <w:r/>
+            <w:r>
+              <w:rPr>
+                <w:sz w:val="16"/>
+              </w:rPr>
+              <w:t>52 mm</w:t>
+            </w:r>
+          </w:p>
+        </w:tc>
+        <w:tc>
+          <w:tcPr>
+            <w:tcW w:type="dxa" w:w="1531"/>
+          </w:tcPr>
+          <w:p>
+            <w:r/>
+            <w:r>
+              <w:rPr>
+                <w:sz w:val="16"/>
+              </w:rPr>
+            </w:r>
+          </w:p>
+        </w:tc>
+      </w:tr>
+      <w:tr>
+        <w:tc>
+          <w:tcPr>
+            <w:tcW w:type="dxa" w:w="680"/>
+          </w:tcPr>
+          <w:p>
+            <w:r/>
+            <w:r>
+              <w:rPr>
+                <w:sz w:val="16"/>
+              </w:rPr>
+              <w:t>90°</w:t>
+            </w:r>
+          </w:p>
+        </w:tc>
+        <w:tc>
+          <w:tcPr>
+            <w:tcW w:type="dxa" w:w="680"/>
+          </w:tcPr>
+          <w:p>
+            <w:r/>
+            <w:r>
+              <w:rPr>
+                <w:sz w:val="16"/>
+              </w:rPr>
+              <w:t>+0°</w:t>
+            </w:r>
+          </w:p>
+        </w:tc>
+        <w:tc>
+          <w:tcPr>
+            <w:tcW w:type="dxa" w:w="3175"/>
+          </w:tcPr>
+          <w:p>
+            <w:r/>
+            <w:r>
+              <w:rPr>
+                <w:sz w:val="16"/>
+              </w:rPr>
+              <w:t>braço na VERTICAL (referência)</w:t>
+            </w:r>
+          </w:p>
+        </w:tc>
+        <w:tc>
+          <w:tcPr>
+            <w:tcW w:type="dxa" w:w="1020"/>
+          </w:tcPr>
+          <w:p>
+            <w:r/>
+            <w:r>
+              <w:rPr>
+                <w:sz w:val="16"/>
+              </w:rPr>
+              <w:t>165 mm</w:t>
+            </w:r>
+          </w:p>
+        </w:tc>
+        <w:tc>
+          <w:tcPr>
+            <w:tcW w:type="dxa" w:w="907"/>
+          </w:tcPr>
+          <w:p>
+            <w:r/>
+            <w:r>
+              <w:rPr>
+                <w:sz w:val="16"/>
+              </w:rPr>
+              <w:t>119 mm</w:t>
+            </w:r>
+          </w:p>
+        </w:tc>
+        <w:tc>
+          <w:tcPr>
+            <w:tcW w:type="dxa" w:w="1077"/>
+          </w:tcPr>
+          <w:p>
+            <w:r/>
+            <w:r>
+              <w:rPr>
+                <w:sz w:val="16"/>
+              </w:rPr>
+              <w:t>52 mm</w:t>
+            </w:r>
+          </w:p>
+        </w:tc>
+        <w:tc>
+          <w:tcPr>
+            <w:tcW w:type="dxa" w:w="1531"/>
+          </w:tcPr>
+          <w:p>
+            <w:r/>
+            <w:r>
+              <w:rPr>
+                <w:sz w:val="16"/>
+              </w:rPr>
+              <w:t>HOME</w:t>
+            </w:r>
+          </w:p>
+        </w:tc>
+      </w:tr>
+      <w:tr>
+        <w:tc>
+          <w:tcPr>
+            <w:tcW w:type="dxa" w:w="680"/>
+          </w:tcPr>
+          <w:p>
+            <w:r/>
+            <w:r>
+              <w:rPr>
+                <w:sz w:val="16"/>
+              </w:rPr>
+              <w:t>120°</w:t>
+            </w:r>
+          </w:p>
+        </w:tc>
+        <w:tc>
+          <w:tcPr>
+            <w:tcW w:type="dxa" w:w="680"/>
+          </w:tcPr>
+          <w:p>
+            <w:r/>
+            <w:r>
+              <w:rPr>
+                <w:sz w:val="16"/>
+              </w:rPr>
+              <w:t>+30°</w:t>
+            </w:r>
+          </w:p>
+        </w:tc>
+        <w:tc>
+          <w:tcPr>
+            <w:tcW w:type="dxa" w:w="3175"/>
+          </w:tcPr>
+          <w:p>
+            <w:r/>
+            <w:r>
+              <w:rPr>
+                <w:sz w:val="16"/>
+              </w:rPr>
+              <w:t>braço 30° fora da vertical, inclinado para a frente (+X)</w:t>
+            </w:r>
+          </w:p>
+        </w:tc>
+        <w:tc>
+          <w:tcPr>
+            <w:tcW w:type="dxa" w:w="1020"/>
+          </w:tcPr>
+          <w:p>
+            <w:r/>
+            <w:r>
+              <w:rPr>
+                <w:sz w:val="16"/>
+              </w:rPr>
+              <w:t>146 mm</w:t>
+            </w:r>
+          </w:p>
+        </w:tc>
+        <w:tc>
+          <w:tcPr>
+            <w:tcW w:type="dxa" w:w="907"/>
+          </w:tcPr>
+          <w:p>
+            <w:r/>
+            <w:r>
+              <w:rPr>
+                <w:sz w:val="16"/>
+              </w:rPr>
+              <w:t>138 mm</w:t>
+            </w:r>
+          </w:p>
+        </w:tc>
+        <w:tc>
+          <w:tcPr>
+            <w:tcW w:type="dxa" w:w="1077"/>
+          </w:tcPr>
+          <w:p>
+            <w:r/>
+            <w:r>
+              <w:rPr>
+                <w:sz w:val="16"/>
+              </w:rPr>
+              <w:t>52 mm</w:t>
+            </w:r>
+          </w:p>
+        </w:tc>
+        <w:tc>
+          <w:tcPr>
+            <w:tcW w:type="dxa" w:w="1531"/>
+          </w:tcPr>
+          <w:p>
+            <w:r/>
+            <w:r>
+              <w:rPr>
+                <w:sz w:val="16"/>
+              </w:rPr>
+            </w:r>
+          </w:p>
+        </w:tc>
+      </w:tr>
+      <w:tr>
+        <w:tc>
+          <w:tcPr>
+            <w:tcW w:type="dxa" w:w="680"/>
+          </w:tcPr>
+          <w:p>
+            <w:r/>
+            <w:r>
+              <w:rPr>
+                <w:sz w:val="16"/>
+              </w:rPr>
+              <w:t>135°</w:t>
+            </w:r>
+          </w:p>
+        </w:tc>
+        <w:tc>
+          <w:tcPr>
+            <w:tcW w:type="dxa" w:w="680"/>
+          </w:tcPr>
+          <w:p>
+            <w:r/>
+            <w:r>
+              <w:rPr>
+                <w:sz w:val="16"/>
+              </w:rPr>
+              <w:t>+45°</w:t>
+            </w:r>
+          </w:p>
+        </w:tc>
+        <w:tc>
+          <w:tcPr>
+            <w:tcW w:type="dxa" w:w="3175"/>
+          </w:tcPr>
+          <w:p>
+            <w:r/>
+            <w:r>
+              <w:rPr>
+                <w:sz w:val="16"/>
+              </w:rPr>
+              <w:t>braço 45° fora da vertical, inclinado para a frente (+X)</w:t>
+            </w:r>
+          </w:p>
+        </w:tc>
+        <w:tc>
+          <w:tcPr>
+            <w:tcW w:type="dxa" w:w="1020"/>
+          </w:tcPr>
+          <w:p>
+            <w:r/>
+            <w:r>
+              <w:rPr>
+                <w:sz w:val="16"/>
+              </w:rPr>
+              <w:t>135 mm</w:t>
+            </w:r>
+          </w:p>
+        </w:tc>
+        <w:tc>
+          <w:tcPr>
+            <w:tcW w:type="dxa" w:w="907"/>
+          </w:tcPr>
+          <w:p>
+            <w:r/>
+            <w:r>
+              <w:rPr>
+                <w:sz w:val="16"/>
+              </w:rPr>
+              <w:t>133 mm</w:t>
+            </w:r>
+          </w:p>
+        </w:tc>
+        <w:tc>
+          <w:tcPr>
+            <w:tcW w:type="dxa" w:w="1077"/>
+          </w:tcPr>
+          <w:p>
+            <w:r/>
+            <w:r>
+              <w:rPr>
+                <w:sz w:val="16"/>
+              </w:rPr>
+              <w:t>32 mm</w:t>
+            </w:r>
+          </w:p>
+        </w:tc>
+        <w:tc>
+          <w:tcPr>
+            <w:tcW w:type="dxa" w:w="1531"/>
+          </w:tcPr>
+          <w:p>
+            <w:r/>
+            <w:r>
+              <w:rPr>
+                <w:sz w:val="16"/>
+              </w:rPr>
+            </w:r>
+          </w:p>
+        </w:tc>
+      </w:tr>
+      <w:tr>
+        <w:tc>
+          <w:tcPr>
+            <w:tcW w:type="dxa" w:w="680"/>
+          </w:tcPr>
+          <w:p>
+            <w:r/>
+            <w:r>
+              <w:rPr>
+                <w:sz w:val="16"/>
+              </w:rPr>
+              <w:t>165°</w:t>
+            </w:r>
+          </w:p>
+        </w:tc>
+        <w:tc>
+          <w:tcPr>
+            <w:tcW w:type="dxa" w:w="680"/>
+          </w:tcPr>
+          <w:p>
+            <w:r/>
+            <w:r>
+              <w:rPr>
+                <w:sz w:val="16"/>
+              </w:rPr>
+              <w:t>+75°</w:t>
+            </w:r>
+          </w:p>
+        </w:tc>
+        <w:tc>
+          <w:tcPr>
+            <w:tcW w:type="dxa" w:w="3175"/>
+          </w:tcPr>
+          <w:p>
+            <w:r/>
+            <w:r>
+              <w:rPr>
+                <w:sz w:val="16"/>
+              </w:rPr>
+              <w:t>braço 75° fora da vertical, inclinado para a frente (+X)</w:t>
+            </w:r>
+          </w:p>
+        </w:tc>
+        <w:tc>
+          <w:tcPr>
+            <w:tcW w:type="dxa" w:w="1020"/>
+          </w:tcPr>
+          <w:p>
+            <w:r/>
+            <w:r>
+              <w:rPr>
+                <w:sz w:val="16"/>
+              </w:rPr>
+              <w:t>104 mm</w:t>
+            </w:r>
+          </w:p>
+        </w:tc>
+        <w:tc>
+          <w:tcPr>
+            <w:tcW w:type="dxa" w:w="907"/>
+          </w:tcPr>
+          <w:p>
+            <w:r/>
+            <w:r>
+              <w:rPr>
+                <w:sz w:val="16"/>
+              </w:rPr>
+              <w:t>112 mm</w:t>
+            </w:r>
+          </w:p>
+        </w:tc>
+        <w:tc>
+          <w:tcPr>
+            <w:tcW w:type="dxa" w:w="1077"/>
+          </w:tcPr>
+          <w:p>
+            <w:r/>
+            <w:r>
+              <w:rPr>
+                <w:sz w:val="16"/>
+              </w:rPr>
+              <w:t>-28 mm</w:t>
+            </w:r>
+          </w:p>
+        </w:tc>
+        <w:tc>
+          <w:tcPr>
+            <w:tcW w:type="dxa" w:w="1531"/>
+          </w:tcPr>
+          <w:p>
+            <w:r/>
+            <w:r>
+              <w:rPr>
+                <w:sz w:val="16"/>
+              </w:rPr>
+              <w:t>ANG_MAX</w:t>
+            </w:r>
+          </w:p>
+        </w:tc>
+      </w:tr>
+    </w:tbl>
+    <w:p/>
+    <w:tbl>
+      <w:tblPr>
+        <w:tblW w:type="auto" w:w="0"/>
+        <w:jc w:val="center"/>
+        <w:tblLook w:firstColumn="1" w:firstRow="1" w:lastColumn="0" w:lastRow="0" w:noHBand="0" w:noVBand="1" w:val="04A0"/>
+      </w:tblPr>
+      <w:tblGrid>
+        <w:gridCol w:w="9689"/>
+      </w:tblGrid>
+      <w:tr>
+        <w:tc>
+          <w:tcPr>
+            <w:tcW w:type="dxa" w:w="9071"/>
+            <w:shd w:fill="FFF2CC"/>
+          </w:tcPr>
+          <w:p>
+            <w:r/>
+            <w:r>
+              <w:rPr>
+                <w:b/>
+                <w:sz w:val="19"/>
+              </w:rPr>
+              <w:t xml:space="preserve">ATENÇÃO — </w:t>
+            </w:r>
+            <w:r>
+              <w:rPr>
+                <w:sz w:val="19"/>
+              </w:rPr>
+              <w:t>Repare na última linha: com o ombro no limite de 165° o conjunto desce a 28 mm ABAIXO do plano da mesa — é a pose em que o antebraço bate no disco da base. Ela existe dentro dos limites de fábrica; se o seu braço vai operar sobre uma mesa, limite ANG_MAX[1] a 135°.</w:t>
+            </w:r>
+          </w:p>
+        </w:tc>
+      </w:tr>
+    </w:tbl>
+    <w:p/>
+    <w:p>
+      <w:pPr>
+        <w:pStyle w:val="Heading2"/>
+      </w:pPr>
+      <w:r>
+        <w:t>7.3 Junta 2 — cotovelo (S3)</w:t>
+      </w:r>
+    </w:p>
+    <w:p>
+      <w:pPr>
+        <w:jc w:val="both"/>
+      </w:pPr>
+      <w:r>
+        <w:rPr>
+          <w:b w:val="0"/>
+          <w:i w:val="0"/>
+        </w:rPr>
+        <w:t>Faixa do firmware: 40° a 140°, home 90°. Medidas tiradas com o braço na vertical (ombro em 90°). Este é o ângulo RELATIVO entre o antebraço e o braço: 0° seria o antebraço perfeitamente alinhado com o braço.</w:t>
+      </w:r>
+    </w:p>
+    <w:tbl>
+      <w:tblPr>
+        <w:tblStyle w:val="LightGrid-Accent1"/>
+        <w:tblW w:type="auto" w:w="0"/>
+        <w:jc w:val="center"/>
+        <w:tblLook w:firstColumn="1" w:firstRow="1" w:lastColumn="0" w:lastRow="0" w:noHBand="0" w:noVBand="1" w:val="04A0"/>
+      </w:tblPr>
+      <w:tblGrid>
+        <w:gridCol w:w="1615"/>
+        <w:gridCol w:w="1615"/>
+        <w:gridCol w:w="1615"/>
+        <w:gridCol w:w="1615"/>
+        <w:gridCol w:w="1615"/>
+        <w:gridCol w:w="1615"/>
+      </w:tblGrid>
+      <w:tr>
+        <w:tc>
+          <w:tcPr>
+            <w:tcW w:type="dxa" w:w="680"/>
+          </w:tcPr>
+          <w:p>
+            <w:r/>
+            <w:r>
+              <w:rPr>
+                <w:b/>
+                <w:sz w:val="16"/>
+              </w:rPr>
+              <w:t>S3</w:t>
+            </w:r>
+          </w:p>
+        </w:tc>
+        <w:tc>
+          <w:tcPr>
+            <w:tcW w:type="dxa" w:w="3628"/>
+          </w:tcPr>
+          <w:p>
+            <w:r/>
+            <w:r>
+              <w:rPr>
+                <w:b/>
+                <w:sz w:val="16"/>
+              </w:rPr>
+              <w:t>Pose do antebraço</w:t>
+            </w:r>
+          </w:p>
+        </w:tc>
+        <w:tc>
+          <w:tcPr>
+            <w:tcW w:type="dxa" w:w="1020"/>
+          </w:tcPr>
+          <w:p>
+            <w:r/>
+            <w:r>
+              <w:rPr>
+                <w:b/>
+                <w:sz w:val="16"/>
+              </w:rPr>
+              <w:t>Altura máx.</w:t>
+            </w:r>
+          </w:p>
+        </w:tc>
+        <w:tc>
+          <w:tcPr>
+            <w:tcW w:type="dxa" w:w="907"/>
+          </w:tcPr>
+          <w:p>
+            <w:r/>
+            <w:r>
+              <w:rPr>
+                <w:b/>
+                <w:sz w:val="16"/>
+              </w:rPr>
+              <w:t>Alcance</w:t>
+            </w:r>
+          </w:p>
+        </w:tc>
+        <w:tc>
+          <w:tcPr>
+            <w:tcW w:type="dxa" w:w="1077"/>
+          </w:tcPr>
+          <w:p>
+            <w:r/>
+            <w:r>
+              <w:rPr>
+                <w:b/>
+                <w:sz w:val="16"/>
+              </w:rPr>
+              <w:t>Ponto mais baixo</w:t>
+            </w:r>
+          </w:p>
+        </w:tc>
+        <w:tc>
+          <w:tcPr>
+            <w:tcW w:type="dxa" w:w="1757"/>
+          </w:tcPr>
+          <w:p>
+            <w:r/>
+            <w:r>
+              <w:rPr>
+                <w:b/>
+                <w:sz w:val="16"/>
+              </w:rPr>
+              <w:t>Nota</w:t>
+            </w:r>
+          </w:p>
+        </w:tc>
+      </w:tr>
+      <w:tr>
+        <w:tc>
+          <w:tcPr>
+            <w:tcW w:type="dxa" w:w="680"/>
+          </w:tcPr>
+          <w:p>
+            <w:r/>
+            <w:r>
+              <w:rPr>
+                <w:sz w:val="16"/>
+              </w:rPr>
+              <w:t>20°</w:t>
+            </w:r>
+          </w:p>
+        </w:tc>
+        <w:tc>
+          <w:tcPr>
+            <w:tcW w:type="dxa" w:w="3628"/>
+          </w:tcPr>
+          <w:p>
+            <w:r/>
+            <w:r>
+              <w:rPr>
+                <w:sz w:val="16"/>
+              </w:rPr>
+              <w:t>antebraço aberto: 70° a mais que a perpendicular (tende a alinhar com o braço em 0°)</w:t>
+            </w:r>
+          </w:p>
+        </w:tc>
+        <w:tc>
+          <w:tcPr>
+            <w:tcW w:type="dxa" w:w="1020"/>
+          </w:tcPr>
+          <w:p>
+            <w:r/>
+            <w:r>
+              <w:rPr>
+                <w:sz w:val="16"/>
+              </w:rPr>
+              <w:t>249 mm</w:t>
+            </w:r>
+          </w:p>
+        </w:tc>
+        <w:tc>
+          <w:tcPr>
+            <w:tcW w:type="dxa" w:w="907"/>
+          </w:tcPr>
+          <w:p>
+            <w:r/>
+            <w:r>
+              <w:rPr>
+                <w:sz w:val="16"/>
+              </w:rPr>
+              <w:t>53 mm</w:t>
+            </w:r>
+          </w:p>
+        </w:tc>
+        <w:tc>
+          <w:tcPr>
+            <w:tcW w:type="dxa" w:w="1077"/>
+          </w:tcPr>
+          <w:p>
+            <w:r/>
+            <w:r>
+              <w:rPr>
+                <w:sz w:val="16"/>
+              </w:rPr>
+              <w:t>52 mm</w:t>
+            </w:r>
+          </w:p>
+        </w:tc>
+        <w:tc>
+          <w:tcPr>
+            <w:tcW w:type="dxa" w:w="1757"/>
+          </w:tcPr>
+          <w:p>
+            <w:r/>
+            <w:r>
+              <w:rPr>
+                <w:sz w:val="16"/>
+              </w:rPr>
+              <w:t>alcance/altura máximos depois de calibrar</w:t>
+            </w:r>
+          </w:p>
+        </w:tc>
+      </w:tr>
+      <w:tr>
+        <w:tc>
+          <w:tcPr>
+            <w:tcW w:type="dxa" w:w="680"/>
+          </w:tcPr>
+          <w:p>
+            <w:r/>
+            <w:r>
+              <w:rPr>
+                <w:sz w:val="16"/>
+              </w:rPr>
+              <w:t>40°</w:t>
+            </w:r>
+          </w:p>
+        </w:tc>
+        <w:tc>
+          <w:tcPr>
+            <w:tcW w:type="dxa" w:w="3628"/>
+          </w:tcPr>
+          <w:p>
+            <w:r/>
+            <w:r>
+              <w:rPr>
+                <w:sz w:val="16"/>
+              </w:rPr>
+              <w:t>antebraço aberto: 50° a mais que a perpendicular (tende a alinhar com o braço em 0°)</w:t>
+            </w:r>
+          </w:p>
+        </w:tc>
+        <w:tc>
+          <w:tcPr>
+            <w:tcW w:type="dxa" w:w="1020"/>
+          </w:tcPr>
+          <w:p>
+            <w:r/>
+            <w:r>
+              <w:rPr>
+                <w:sz w:val="16"/>
+              </w:rPr>
+              <w:t>228 mm</w:t>
+            </w:r>
+          </w:p>
+        </w:tc>
+        <w:tc>
+          <w:tcPr>
+            <w:tcW w:type="dxa" w:w="907"/>
+          </w:tcPr>
+          <w:p>
+            <w:r/>
+            <w:r>
+              <w:rPr>
+                <w:sz w:val="16"/>
+              </w:rPr>
+              <w:t>83 mm</w:t>
+            </w:r>
+          </w:p>
+        </w:tc>
+        <w:tc>
+          <w:tcPr>
+            <w:tcW w:type="dxa" w:w="1077"/>
+          </w:tcPr>
+          <w:p>
+            <w:r/>
+            <w:r>
+              <w:rPr>
+                <w:sz w:val="16"/>
+              </w:rPr>
+              <w:t>52 mm</w:t>
+            </w:r>
+          </w:p>
+        </w:tc>
+        <w:tc>
+          <w:tcPr>
+            <w:tcW w:type="dxa" w:w="1757"/>
+          </w:tcPr>
+          <w:p>
+            <w:r/>
+            <w:r>
+              <w:rPr>
+                <w:sz w:val="16"/>
+              </w:rPr>
+              <w:t>ANG_MIN de fábrica</w:t>
+            </w:r>
+          </w:p>
+        </w:tc>
+      </w:tr>
+      <w:tr>
+        <w:tc>
+          <w:tcPr>
+            <w:tcW w:type="dxa" w:w="680"/>
+          </w:tcPr>
+          <w:p>
+            <w:r/>
+            <w:r>
+              <w:rPr>
+                <w:sz w:val="16"/>
+              </w:rPr>
+              <w:t>60°</w:t>
+            </w:r>
+          </w:p>
+        </w:tc>
+        <w:tc>
+          <w:tcPr>
+            <w:tcW w:type="dxa" w:w="3628"/>
+          </w:tcPr>
+          <w:p>
+            <w:r/>
+            <w:r>
+              <w:rPr>
+                <w:sz w:val="16"/>
+              </w:rPr>
+              <w:t>antebraço aberto: 30° a mais que a perpendicular (tende a alinhar com o braço em 0°)</w:t>
+            </w:r>
+          </w:p>
+        </w:tc>
+        <w:tc>
+          <w:tcPr>
+            <w:tcW w:type="dxa" w:w="1020"/>
+          </w:tcPr>
+          <w:p>
+            <w:r/>
+            <w:r>
+              <w:rPr>
+                <w:sz w:val="16"/>
+              </w:rPr>
+              <w:t>197 mm</w:t>
+            </w:r>
+          </w:p>
+        </w:tc>
+        <w:tc>
+          <w:tcPr>
+            <w:tcW w:type="dxa" w:w="907"/>
+          </w:tcPr>
+          <w:p>
+            <w:r/>
+            <w:r>
+              <w:rPr>
+                <w:sz w:val="16"/>
+              </w:rPr>
+              <w:t>106 mm</w:t>
+            </w:r>
+          </w:p>
+        </w:tc>
+        <w:tc>
+          <w:tcPr>
+            <w:tcW w:type="dxa" w:w="1077"/>
+          </w:tcPr>
+          <w:p>
+            <w:r/>
+            <w:r>
+              <w:rPr>
+                <w:sz w:val="16"/>
+              </w:rPr>
+              <w:t>52 mm</w:t>
+            </w:r>
+          </w:p>
+        </w:tc>
+        <w:tc>
+          <w:tcPr>
+            <w:tcW w:type="dxa" w:w="1757"/>
+          </w:tcPr>
+          <w:p>
+            <w:r/>
+            <w:r>
+              <w:rPr>
+                <w:sz w:val="16"/>
+              </w:rPr>
+            </w:r>
+          </w:p>
+        </w:tc>
+      </w:tr>
+      <w:tr>
+        <w:tc>
+          <w:tcPr>
+            <w:tcW w:type="dxa" w:w="680"/>
+          </w:tcPr>
+          <w:p>
+            <w:r/>
+            <w:r>
+              <w:rPr>
+                <w:sz w:val="16"/>
+              </w:rPr>
+              <w:t>90°</w:t>
+            </w:r>
+          </w:p>
+        </w:tc>
+        <w:tc>
+          <w:tcPr>
+            <w:tcW w:type="dxa" w:w="3628"/>
+          </w:tcPr>
+          <w:p>
+            <w:r/>
+            <w:r>
+              <w:rPr>
+                <w:sz w:val="16"/>
+              </w:rPr>
+              <w:t>antebraço PERPENDICULAR ao braço (referência)</w:t>
+            </w:r>
+          </w:p>
+        </w:tc>
+        <w:tc>
+          <w:tcPr>
+            <w:tcW w:type="dxa" w:w="1020"/>
+          </w:tcPr>
+          <w:p>
+            <w:r/>
+            <w:r>
+              <w:rPr>
+                <w:sz w:val="16"/>
+              </w:rPr>
+              <w:t>165 mm</w:t>
+            </w:r>
+          </w:p>
+        </w:tc>
+        <w:tc>
+          <w:tcPr>
+            <w:tcW w:type="dxa" w:w="907"/>
+          </w:tcPr>
+          <w:p>
+            <w:r/>
+            <w:r>
+              <w:rPr>
+                <w:sz w:val="16"/>
+              </w:rPr>
+              <w:t>119 mm</w:t>
+            </w:r>
+          </w:p>
+        </w:tc>
+        <w:tc>
+          <w:tcPr>
+            <w:tcW w:type="dxa" w:w="1077"/>
+          </w:tcPr>
+          <w:p>
+            <w:r/>
+            <w:r>
+              <w:rPr>
+                <w:sz w:val="16"/>
+              </w:rPr>
+              <w:t>52 mm</w:t>
+            </w:r>
+          </w:p>
+        </w:tc>
+        <w:tc>
+          <w:tcPr>
+            <w:tcW w:type="dxa" w:w="1757"/>
+          </w:tcPr>
+          <w:p>
+            <w:r/>
+            <w:r>
+              <w:rPr>
+                <w:sz w:val="16"/>
+              </w:rPr>
+              <w:t>HOME</w:t>
+            </w:r>
+          </w:p>
+        </w:tc>
+      </w:tr>
+      <w:tr>
+        <w:tc>
+          <w:tcPr>
+            <w:tcW w:type="dxa" w:w="680"/>
+          </w:tcPr>
+          <w:p>
+            <w:r/>
+            <w:r>
+              <w:rPr>
+                <w:sz w:val="16"/>
+              </w:rPr>
+              <w:t>120°</w:t>
+            </w:r>
+          </w:p>
+        </w:tc>
+        <w:tc>
+          <w:tcPr>
+            <w:tcW w:type="dxa" w:w="3628"/>
+          </w:tcPr>
+          <w:p>
+            <w:r/>
+            <w:r>
+              <w:rPr>
+                <w:sz w:val="16"/>
+              </w:rPr>
+              <w:t>antebraço dobrado sobre o braço: 30° além da perpendicular</w:t>
+            </w:r>
+          </w:p>
+        </w:tc>
+        <w:tc>
+          <w:tcPr>
+            <w:tcW w:type="dxa" w:w="1020"/>
+          </w:tcPr>
+          <w:p>
+            <w:r/>
+            <w:r>
+              <w:rPr>
+                <w:sz w:val="16"/>
+              </w:rPr>
+              <w:t>156 mm</w:t>
+            </w:r>
+          </w:p>
+        </w:tc>
+        <w:tc>
+          <w:tcPr>
+            <w:tcW w:type="dxa" w:w="907"/>
+          </w:tcPr>
+          <w:p>
+            <w:r/>
+            <w:r>
+              <w:rPr>
+                <w:sz w:val="16"/>
+              </w:rPr>
+              <w:t>103 mm</w:t>
+            </w:r>
+          </w:p>
+        </w:tc>
+        <w:tc>
+          <w:tcPr>
+            <w:tcW w:type="dxa" w:w="1077"/>
+          </w:tcPr>
+          <w:p>
+            <w:r/>
+            <w:r>
+              <w:rPr>
+                <w:sz w:val="16"/>
+              </w:rPr>
+              <w:t>52 mm</w:t>
+            </w:r>
+          </w:p>
+        </w:tc>
+        <w:tc>
+          <w:tcPr>
+            <w:tcW w:type="dxa" w:w="1757"/>
+          </w:tcPr>
+          <w:p>
+            <w:r/>
+            <w:r>
+              <w:rPr>
+                <w:sz w:val="16"/>
+              </w:rPr>
+            </w:r>
+          </w:p>
+        </w:tc>
+      </w:tr>
+      <w:tr>
+        <w:tc>
+          <w:tcPr>
+            <w:tcW w:type="dxa" w:w="680"/>
+          </w:tcPr>
+          <w:p>
+            <w:r/>
+            <w:r>
+              <w:rPr>
+                <w:sz w:val="16"/>
+              </w:rPr>
+              <w:t>140°</w:t>
+            </w:r>
+          </w:p>
+        </w:tc>
+        <w:tc>
+          <w:tcPr>
+            <w:tcW w:type="dxa" w:w="3628"/>
+          </w:tcPr>
+          <w:p>
+            <w:r/>
+            <w:r>
+              <w:rPr>
+                <w:sz w:val="16"/>
+              </w:rPr>
+              <w:t>antebraço dobrado sobre o braço: 50° além da perpendicular</w:t>
+            </w:r>
+          </w:p>
+        </w:tc>
+        <w:tc>
+          <w:tcPr>
+            <w:tcW w:type="dxa" w:w="1020"/>
+          </w:tcPr>
+          <w:p>
+            <w:r/>
+            <w:r>
+              <w:rPr>
+                <w:sz w:val="16"/>
+              </w:rPr>
+              <w:t>156 mm</w:t>
+            </w:r>
+          </w:p>
+        </w:tc>
+        <w:tc>
+          <w:tcPr>
+            <w:tcW w:type="dxa" w:w="907"/>
+          </w:tcPr>
+          <w:p>
+            <w:r/>
+            <w:r>
+              <w:rPr>
+                <w:sz w:val="16"/>
+              </w:rPr>
+              <w:t>79 mm</w:t>
+            </w:r>
+          </w:p>
+        </w:tc>
+        <w:tc>
+          <w:tcPr>
+            <w:tcW w:type="dxa" w:w="1077"/>
+          </w:tcPr>
+          <w:p>
+            <w:r/>
+            <w:r>
+              <w:rPr>
+                <w:sz w:val="16"/>
+              </w:rPr>
+              <w:t>46 mm</w:t>
+            </w:r>
+          </w:p>
+        </w:tc>
+        <w:tc>
+          <w:tcPr>
+            <w:tcW w:type="dxa" w:w="1757"/>
+          </w:tcPr>
+          <w:p>
+            <w:r/>
+            <w:r>
+              <w:rPr>
+                <w:sz w:val="16"/>
+              </w:rPr>
+              <w:t>ANG_MAX de fábrica</w:t>
+            </w:r>
+          </w:p>
+        </w:tc>
+      </w:tr>
+      <w:tr>
+        <w:tc>
+          <w:tcPr>
+            <w:tcW w:type="dxa" w:w="680"/>
+          </w:tcPr>
+          <w:p>
+            <w:r/>
+            <w:r>
+              <w:rPr>
+                <w:sz w:val="16"/>
+              </w:rPr>
+              <w:t>148°</w:t>
+            </w:r>
+          </w:p>
+        </w:tc>
+        <w:tc>
+          <w:tcPr>
+            <w:tcW w:type="dxa" w:w="3628"/>
+          </w:tcPr>
+          <w:p>
+            <w:r/>
+            <w:r>
+              <w:rPr>
+                <w:sz w:val="16"/>
+              </w:rPr>
+              <w:t>antebraço dobrado sobre o braço: 58° além da perpendicular</w:t>
+            </w:r>
+          </w:p>
+        </w:tc>
+        <w:tc>
+          <w:tcPr>
+            <w:tcW w:type="dxa" w:w="1020"/>
+          </w:tcPr>
+          <w:p>
+            <w:r/>
+            <w:r>
+              <w:rPr>
+                <w:sz w:val="16"/>
+              </w:rPr>
+              <w:t>156 mm</w:t>
+            </w:r>
+          </w:p>
+        </w:tc>
+        <w:tc>
+          <w:tcPr>
+            <w:tcW w:type="dxa" w:w="907"/>
+          </w:tcPr>
+          <w:p>
+            <w:r/>
+            <w:r>
+              <w:rPr>
+                <w:sz w:val="16"/>
+              </w:rPr>
+              <w:t>67 mm</w:t>
+            </w:r>
+          </w:p>
+        </w:tc>
+        <w:tc>
+          <w:tcPr>
+            <w:tcW w:type="dxa" w:w="1077"/>
+          </w:tcPr>
+          <w:p>
+            <w:r/>
+            <w:r>
+              <w:rPr>
+                <w:sz w:val="16"/>
+              </w:rPr>
+              <w:t>36 mm</w:t>
+            </w:r>
+          </w:p>
+        </w:tc>
+        <w:tc>
+          <w:tcPr>
+            <w:tcW w:type="dxa" w:w="1757"/>
+          </w:tcPr>
+          <w:p>
+            <w:r/>
+            <w:r>
+              <w:rPr>
+                <w:sz w:val="16"/>
+              </w:rPr>
+              <w:t>limite físico: a palma encosta na plataforma</w:t>
+            </w:r>
+          </w:p>
+        </w:tc>
+      </w:tr>
+    </w:tbl>
+    <w:p/>
+    <w:tbl>
+      <w:tblPr>
+        <w:tblW w:type="auto" w:w="0"/>
+        <w:jc w:val="center"/>
+        <w:tblLook w:firstColumn="1" w:firstRow="1" w:lastColumn="0" w:lastRow="0" w:noHBand="0" w:noVBand="1" w:val="04A0"/>
+      </w:tblPr>
+      <w:tblGrid>
+        <w:gridCol w:w="9689"/>
+      </w:tblGrid>
+      <w:tr>
+        <w:tc>
+          <w:tcPr>
+            <w:tcW w:type="dxa" w:w="9071"/>
+            <w:shd w:fill="E2EFDA"/>
+          </w:tcPr>
+          <w:p>
+            <w:r/>
+            <w:r>
+              <w:rPr>
+                <w:b/>
+                <w:sz w:val="19"/>
+              </w:rPr>
+              <w:t xml:space="preserve">DICA — </w:t>
+            </w:r>
+            <w:r>
+              <w:rPr>
+                <w:sz w:val="19"/>
+              </w:rPr>
+              <w:t>A altura máxima (249 mm) e o alcance máximo (186 mm) só aparecem com o cotovelo em 20°, que está FORA do limite de fábrica (40°). Depois de descobrir na calibração de que lado o antebraço estica, vale abrir ANG_MIN[2] até 20° — é onde o braço ganha 100 mm de altura.</w:t>
+            </w:r>
+          </w:p>
+        </w:tc>
+      </w:tr>
+    </w:tbl>
+    <w:p/>
+    <w:p>
+      <w:pPr>
+        <w:pStyle w:val="Heading2"/>
+      </w:pPr>
+      <w:r>
+        <w:t>7.4 Junta 3 — garra (S4)</w:t>
+      </w:r>
+    </w:p>
+    <w:p>
+      <w:pPr>
+        <w:jc w:val="both"/>
+      </w:pPr>
+      <w:r>
+        <w:rPr>
+          <w:b w:val="0"/>
+          <w:i w:val="0"/>
+        </w:rPr>
+        <w:t>Faixa do firmware: 72° a 110°; fechada em 74°, aberta em 110°. Cada dedo gira α = S4 − 75, e os dois giram simétricos: a abertura angular entre as mandíbulas é 2α. Em 75° as mandíbulas ficam paralelas — é a pose de montagem do horn.</w:t>
+      </w:r>
+    </w:p>
+    <w:tbl>
+      <w:tblPr>
+        <w:tblStyle w:val="LightGrid-Accent1"/>
+        <w:tblW w:type="auto" w:w="0"/>
+        <w:jc w:val="center"/>
+        <w:tblLook w:firstColumn="1" w:firstRow="1" w:lastColumn="0" w:lastRow="0" w:noHBand="0" w:noVBand="1" w:val="04A0"/>
+      </w:tblPr>
+      <w:tblGrid>
+        <w:gridCol w:w="2422"/>
+        <w:gridCol w:w="2422"/>
+        <w:gridCol w:w="2422"/>
+        <w:gridCol w:w="2422"/>
+      </w:tblGrid>
+      <w:tr>
+        <w:tc>
+          <w:tcPr>
+            <w:tcW w:type="dxa" w:w="737"/>
+          </w:tcPr>
+          <w:p>
+            <w:r/>
+            <w:r>
+              <w:rPr>
+                <w:b/>
+                <w:sz w:val="17"/>
+              </w:rPr>
+              <w:t>S4</w:t>
+            </w:r>
+          </w:p>
+        </w:tc>
+        <w:tc>
+          <w:tcPr>
+            <w:tcW w:type="dxa" w:w="1361"/>
+          </w:tcPr>
+          <w:p>
+            <w:r/>
+            <w:r>
+              <w:rPr>
+                <w:b/>
+                <w:sz w:val="17"/>
+              </w:rPr>
+              <w:t>α (cada dedo)</w:t>
+            </w:r>
+          </w:p>
+        </w:tc>
+        <w:tc>
+          <w:tcPr>
+            <w:tcW w:type="dxa" w:w="1587"/>
+          </w:tcPr>
+          <w:p>
+            <w:r/>
+            <w:r>
+              <w:rPr>
+                <w:b/>
+                <w:sz w:val="17"/>
+              </w:rPr>
+              <w:t>Abertura angular</w:t>
+            </w:r>
+          </w:p>
+        </w:tc>
+        <w:tc>
+          <w:tcPr>
+            <w:tcW w:type="dxa" w:w="5386"/>
+          </w:tcPr>
+          <w:p>
+            <w:r/>
+            <w:r>
+              <w:rPr>
+                <w:b/>
+                <w:sz w:val="17"/>
+              </w:rPr>
+              <w:t>Nota</w:t>
+            </w:r>
+          </w:p>
+        </w:tc>
+      </w:tr>
+      <w:tr>
+        <w:tc>
+          <w:tcPr>
+            <w:tcW w:type="dxa" w:w="737"/>
+          </w:tcPr>
+          <w:p>
+            <w:r/>
+            <w:r>
+              <w:rPr>
+                <w:sz w:val="17"/>
+              </w:rPr>
+              <w:t>72°</w:t>
+            </w:r>
+          </w:p>
+        </w:tc>
+        <w:tc>
+          <w:tcPr>
+            <w:tcW w:type="dxa" w:w="1361"/>
+          </w:tcPr>
+          <w:p>
+            <w:r/>
+            <w:r>
+              <w:rPr>
+                <w:sz w:val="17"/>
+              </w:rPr>
+              <w:t>-3°</w:t>
+            </w:r>
+          </w:p>
+        </w:tc>
+        <w:tc>
+          <w:tcPr>
+            <w:tcW w:type="dxa" w:w="1587"/>
+          </w:tcPr>
+          <w:p>
+            <w:r/>
+            <w:r>
+              <w:rPr>
+                <w:sz w:val="17"/>
+              </w:rPr>
+              <w:t>-6°</w:t>
+            </w:r>
+          </w:p>
+        </w:tc>
+        <w:tc>
+          <w:tcPr>
+            <w:tcW w:type="dxa" w:w="5386"/>
+          </w:tcPr>
+          <w:p>
+            <w:r/>
+            <w:r>
+              <w:rPr>
+                <w:sz w:val="17"/>
+              </w:rPr>
+              <w:t>ANG_MIN de fábrica (mandíbulas se tocam em ≈72,5°)</w:t>
+            </w:r>
+          </w:p>
+        </w:tc>
+      </w:tr>
+      <w:tr>
+        <w:tc>
+          <w:tcPr>
+            <w:tcW w:type="dxa" w:w="737"/>
+          </w:tcPr>
+          <w:p>
+            <w:r/>
+            <w:r>
+              <w:rPr>
+                <w:sz w:val="17"/>
+              </w:rPr>
+              <w:t>74°</w:t>
+            </w:r>
+          </w:p>
+        </w:tc>
+        <w:tc>
+          <w:tcPr>
+            <w:tcW w:type="dxa" w:w="1361"/>
+          </w:tcPr>
+          <w:p>
+            <w:r/>
+            <w:r>
+              <w:rPr>
+                <w:sz w:val="17"/>
+              </w:rPr>
+              <w:t>-1°</w:t>
+            </w:r>
+          </w:p>
+        </w:tc>
+        <w:tc>
+          <w:tcPr>
+            <w:tcW w:type="dxa" w:w="1587"/>
+          </w:tcPr>
+          <w:p>
+            <w:r/>
+            <w:r>
+              <w:rPr>
+                <w:sz w:val="17"/>
+              </w:rPr>
+              <w:t>-2°</w:t>
+            </w:r>
+          </w:p>
+        </w:tc>
+        <w:tc>
+          <w:tcPr>
+            <w:tcW w:type="dxa" w:w="5386"/>
+          </w:tcPr>
+          <w:p>
+            <w:r/>
+            <w:r>
+              <w:rPr>
+                <w:sz w:val="17"/>
+              </w:rPr>
+              <w:t>GARRA_FECHADA</w:t>
+            </w:r>
+          </w:p>
+        </w:tc>
+      </w:tr>
+      <w:tr>
+        <w:tc>
+          <w:tcPr>
+            <w:tcW w:type="dxa" w:w="737"/>
+          </w:tcPr>
+          <w:p>
+            <w:r/>
+            <w:r>
+              <w:rPr>
+                <w:sz w:val="17"/>
+              </w:rPr>
+              <w:t>75°</w:t>
+            </w:r>
+          </w:p>
+        </w:tc>
+        <w:tc>
+          <w:tcPr>
+            <w:tcW w:type="dxa" w:w="1361"/>
+          </w:tcPr>
+          <w:p>
+            <w:r/>
+            <w:r>
+              <w:rPr>
+                <w:sz w:val="17"/>
+              </w:rPr>
+              <w:t>+0°</w:t>
+            </w:r>
+          </w:p>
+        </w:tc>
+        <w:tc>
+          <w:tcPr>
+            <w:tcW w:type="dxa" w:w="1587"/>
+          </w:tcPr>
+          <w:p>
+            <w:r/>
+            <w:r>
+              <w:rPr>
+                <w:sz w:val="17"/>
+              </w:rPr>
+              <w:t>+0°</w:t>
+            </w:r>
+          </w:p>
+        </w:tc>
+        <w:tc>
+          <w:tcPr>
+            <w:tcW w:type="dxa" w:w="5386"/>
+          </w:tcPr>
+          <w:p>
+            <w:r/>
+            <w:r>
+              <w:rPr>
+                <w:sz w:val="17"/>
+              </w:rPr>
+              <w:t>mandíbulas paralelas — pose de montagem do horn</w:t>
+            </w:r>
+          </w:p>
+        </w:tc>
+      </w:tr>
+      <w:tr>
+        <w:tc>
+          <w:tcPr>
+            <w:tcW w:type="dxa" w:w="737"/>
+          </w:tcPr>
+          <w:p>
+            <w:r/>
+            <w:r>
+              <w:rPr>
+                <w:sz w:val="17"/>
+              </w:rPr>
+              <w:t>80°</w:t>
+            </w:r>
+          </w:p>
+        </w:tc>
+        <w:tc>
+          <w:tcPr>
+            <w:tcW w:type="dxa" w:w="1361"/>
+          </w:tcPr>
+          <w:p>
+            <w:r/>
+            <w:r>
+              <w:rPr>
+                <w:sz w:val="17"/>
+              </w:rPr>
+              <w:t>+5°</w:t>
+            </w:r>
+          </w:p>
+        </w:tc>
+        <w:tc>
+          <w:tcPr>
+            <w:tcW w:type="dxa" w:w="1587"/>
+          </w:tcPr>
+          <w:p>
+            <w:r/>
+            <w:r>
+              <w:rPr>
+                <w:sz w:val="17"/>
+              </w:rPr>
+              <w:t>+10°</w:t>
+            </w:r>
+          </w:p>
+        </w:tc>
+        <w:tc>
+          <w:tcPr>
+            <w:tcW w:type="dxa" w:w="5386"/>
+          </w:tcPr>
+          <w:p>
+            <w:r/>
+            <w:r>
+              <w:rPr>
+                <w:sz w:val="17"/>
+              </w:rPr>
+            </w:r>
+          </w:p>
+        </w:tc>
+      </w:tr>
+      <w:tr>
+        <w:tc>
+          <w:tcPr>
+            <w:tcW w:type="dxa" w:w="737"/>
+          </w:tcPr>
+          <w:p>
+            <w:r/>
+            <w:r>
+              <w:rPr>
+                <w:sz w:val="17"/>
+              </w:rPr>
+              <w:t>90°</w:t>
+            </w:r>
+          </w:p>
+        </w:tc>
+        <w:tc>
+          <w:tcPr>
+            <w:tcW w:type="dxa" w:w="1361"/>
+          </w:tcPr>
+          <w:p>
+            <w:r/>
+            <w:r>
+              <w:rPr>
+                <w:sz w:val="17"/>
+              </w:rPr>
+              <w:t>+15°</w:t>
+            </w:r>
+          </w:p>
+        </w:tc>
+        <w:tc>
+          <w:tcPr>
+            <w:tcW w:type="dxa" w:w="1587"/>
+          </w:tcPr>
+          <w:p>
+            <w:r/>
+            <w:r>
+              <w:rPr>
+                <w:sz w:val="17"/>
+              </w:rPr>
+              <w:t>+30°</w:t>
+            </w:r>
+          </w:p>
+        </w:tc>
+        <w:tc>
+          <w:tcPr>
+            <w:tcW w:type="dxa" w:w="5386"/>
+          </w:tcPr>
+          <w:p>
+            <w:r/>
+            <w:r>
+              <w:rPr>
+                <w:sz w:val="17"/>
+              </w:rPr>
+              <w:t>HOME</w:t>
+            </w:r>
+          </w:p>
+        </w:tc>
+      </w:tr>
+      <w:tr>
+        <w:tc>
+          <w:tcPr>
+            <w:tcW w:type="dxa" w:w="737"/>
+          </w:tcPr>
+          <w:p>
+            <w:r/>
+            <w:r>
+              <w:rPr>
+                <w:sz w:val="17"/>
+              </w:rPr>
+              <w:t>100°</w:t>
+            </w:r>
+          </w:p>
+        </w:tc>
+        <w:tc>
+          <w:tcPr>
+            <w:tcW w:type="dxa" w:w="1361"/>
+          </w:tcPr>
+          <w:p>
+            <w:r/>
+            <w:r>
+              <w:rPr>
+                <w:sz w:val="17"/>
+              </w:rPr>
+              <w:t>+25°</w:t>
+            </w:r>
+          </w:p>
+        </w:tc>
+        <w:tc>
+          <w:tcPr>
+            <w:tcW w:type="dxa" w:w="1587"/>
+          </w:tcPr>
+          <w:p>
+            <w:r/>
+            <w:r>
+              <w:rPr>
+                <w:sz w:val="17"/>
+              </w:rPr>
+              <w:t>+50°</w:t>
+            </w:r>
+          </w:p>
+        </w:tc>
+        <w:tc>
+          <w:tcPr>
+            <w:tcW w:type="dxa" w:w="5386"/>
+          </w:tcPr>
+          <w:p>
+            <w:r/>
+            <w:r>
+              <w:rPr>
+                <w:sz w:val="17"/>
+              </w:rPr>
+            </w:r>
+          </w:p>
+        </w:tc>
+      </w:tr>
+      <w:tr>
+        <w:tc>
+          <w:tcPr>
+            <w:tcW w:type="dxa" w:w="737"/>
+          </w:tcPr>
+          <w:p>
+            <w:r/>
+            <w:r>
+              <w:rPr>
+                <w:sz w:val="17"/>
+              </w:rPr>
+              <w:t>110°</w:t>
+            </w:r>
+          </w:p>
+        </w:tc>
+        <w:tc>
+          <w:tcPr>
+            <w:tcW w:type="dxa" w:w="1361"/>
+          </w:tcPr>
+          <w:p>
+            <w:r/>
+            <w:r>
+              <w:rPr>
+                <w:sz w:val="17"/>
+              </w:rPr>
+              <w:t>+35°</w:t>
+            </w:r>
+          </w:p>
+        </w:tc>
+        <w:tc>
+          <w:tcPr>
+            <w:tcW w:type="dxa" w:w="1587"/>
+          </w:tcPr>
+          <w:p>
+            <w:r/>
+            <w:r>
+              <w:rPr>
+                <w:sz w:val="17"/>
+              </w:rPr>
+              <w:t>+70°</w:t>
+            </w:r>
+          </w:p>
+        </w:tc>
+        <w:tc>
+          <w:tcPr>
+            <w:tcW w:type="dxa" w:w="5386"/>
+          </w:tcPr>
+          <w:p>
+            <w:r/>
+            <w:r>
+              <w:rPr>
+                <w:sz w:val="17"/>
+              </w:rPr>
+              <w:t>GARRA_ABERTA = ANG_MAX</w:t>
+            </w:r>
+          </w:p>
+        </w:tc>
+      </w:tr>
+    </w:tbl>
+    <w:p/>
+    <w:p>
+      <w:r>
+        <w:rPr>
+          <w:b/>
+          <w:i w:val="0"/>
+          <w:sz w:val="21"/>
+        </w:rPr>
+        <w:t>Maior objeto cilíndrico que as duas mandíbulas tocam ao mesmo tempo (medido por cad/verificacao.py):</w:t>
+      </w:r>
+    </w:p>
+    <w:tbl>
+      <w:tblPr>
+        <w:tblStyle w:val="LightGrid-Accent1"/>
+        <w:tblW w:type="auto" w:w="0"/>
+        <w:jc w:val="center"/>
+        <w:tblLook w:firstColumn="1" w:firstRow="1" w:lastColumn="0" w:lastRow="0" w:noHBand="0" w:noVBand="1" w:val="04A0"/>
+      </w:tblPr>
+      <w:tblGrid>
+        <w:gridCol w:w="1615"/>
+        <w:gridCol w:w="1615"/>
+        <w:gridCol w:w="1615"/>
+        <w:gridCol w:w="1615"/>
+        <w:gridCol w:w="1615"/>
+        <w:gridCol w:w="1615"/>
+      </w:tblGrid>
+      <w:tr>
+        <w:tc>
+          <w:tcPr>
+            <w:tcW w:type="dxa" w:w="3175"/>
+          </w:tcPr>
+          <w:p>
+            <w:r/>
+            <w:r>
+              <w:rPr>
+                <w:b/>
+                <w:sz w:val="17"/>
+              </w:rPr>
+              <w:t>Dedos</w:t>
+            </w:r>
+          </w:p>
+        </w:tc>
+        <w:tc>
+          <w:tcPr>
+            <w:tcW w:type="dxa" w:w="1191"/>
+          </w:tcPr>
+          <w:p>
+            <w:r/>
+            <w:r>
+              <w:rPr>
+                <w:b/>
+                <w:sz w:val="17"/>
+              </w:rPr>
+              <w:t>S4 = 75°</w:t>
+            </w:r>
+          </w:p>
+        </w:tc>
+        <w:tc>
+          <w:tcPr>
+            <w:tcW w:type="dxa" w:w="1191"/>
+          </w:tcPr>
+          <w:p>
+            <w:r/>
+            <w:r>
+              <w:rPr>
+                <w:b/>
+                <w:sz w:val="17"/>
+              </w:rPr>
+              <w:t>80°</w:t>
+            </w:r>
+          </w:p>
+        </w:tc>
+        <w:tc>
+          <w:tcPr>
+            <w:tcW w:type="dxa" w:w="1191"/>
+          </w:tcPr>
+          <w:p>
+            <w:r/>
+            <w:r>
+              <w:rPr>
+                <w:b/>
+                <w:sz w:val="17"/>
+              </w:rPr>
+              <w:t>90°</w:t>
+            </w:r>
+          </w:p>
+        </w:tc>
+        <w:tc>
+          <w:tcPr>
+            <w:tcW w:type="dxa" w:w="1191"/>
+          </w:tcPr>
+          <w:p>
+            <w:r/>
+            <w:r>
+              <w:rPr>
+                <w:b/>
+                <w:sz w:val="17"/>
+              </w:rPr>
+              <w:t>100°</w:t>
+            </w:r>
+          </w:p>
+        </w:tc>
+        <w:tc>
+          <w:tcPr>
+            <w:tcW w:type="dxa" w:w="1191"/>
+          </w:tcPr>
+          <w:p>
+            <w:r/>
+            <w:r>
+              <w:rPr>
+                <w:b/>
+                <w:sz w:val="17"/>
+              </w:rPr>
+              <w:t>110°</w:t>
+            </w:r>
+          </w:p>
+        </w:tc>
+      </w:tr>
+      <w:tr>
+        <w:tc>
+          <w:tcPr>
+            <w:tcW w:type="dxa" w:w="3175"/>
+          </w:tcPr>
+          <w:p>
+            <w:r/>
+            <w:r>
+              <w:rPr>
+                <w:sz w:val="17"/>
+              </w:rPr>
+              <w:t>A — mandíbula plana (07/08)</w:t>
+            </w:r>
+          </w:p>
+        </w:tc>
+        <w:tc>
+          <w:tcPr>
+            <w:tcW w:type="dxa" w:w="1191"/>
+          </w:tcPr>
+          <w:p>
+            <w:r/>
+            <w:r>
+              <w:rPr>
+                <w:sz w:val="17"/>
+              </w:rPr>
+              <w:t>Ø4,0 mm</w:t>
+            </w:r>
+          </w:p>
+        </w:tc>
+        <w:tc>
+          <w:tcPr>
+            <w:tcW w:type="dxa" w:w="1191"/>
+          </w:tcPr>
+          <w:p>
+            <w:r/>
+            <w:r>
+              <w:rPr>
+                <w:sz w:val="17"/>
+              </w:rPr>
+              <w:t>Ø12,6 mm</w:t>
+            </w:r>
+          </w:p>
+        </w:tc>
+        <w:tc>
+          <w:tcPr>
+            <w:tcW w:type="dxa" w:w="1191"/>
+          </w:tcPr>
+          <w:p>
+            <w:r/>
+            <w:r>
+              <w:rPr>
+                <w:sz w:val="17"/>
+              </w:rPr>
+              <w:t>Ø29,0 mm</w:t>
+            </w:r>
+          </w:p>
+        </w:tc>
+        <w:tc>
+          <w:tcPr>
+            <w:tcW w:type="dxa" w:w="1191"/>
+          </w:tcPr>
+          <w:p>
+            <w:r/>
+            <w:r>
+              <w:rPr>
+                <w:sz w:val="17"/>
+              </w:rPr>
+              <w:t>Ø43,6 mm</w:t>
+            </w:r>
+          </w:p>
+        </w:tc>
+        <w:tc>
+          <w:tcPr>
+            <w:tcW w:type="dxa" w:w="1191"/>
+          </w:tcPr>
+          <w:p>
+            <w:r/>
+            <w:r>
+              <w:rPr>
+                <w:sz w:val="17"/>
+              </w:rPr>
+              <w:t>Ø57,8 mm</w:t>
+            </w:r>
+          </w:p>
+        </w:tc>
+      </w:tr>
+      <w:tr>
+        <w:tc>
+          <w:tcPr>
+            <w:tcW w:type="dxa" w:w="3175"/>
+          </w:tcPr>
+          <w:p>
+            <w:r/>
+            <w:r>
+              <w:rPr>
+                <w:sz w:val="17"/>
+              </w:rPr>
+              <w:t>B — mandíbula em V (10/11)</w:t>
+            </w:r>
+          </w:p>
+        </w:tc>
+        <w:tc>
+          <w:tcPr>
+            <w:tcW w:type="dxa" w:w="1191"/>
+          </w:tcPr>
+          <w:p>
+            <w:r/>
+            <w:r>
+              <w:rPr>
+                <w:sz w:val="17"/>
+              </w:rPr>
+              <w:t>Ø9,9 mm</w:t>
+            </w:r>
+          </w:p>
+        </w:tc>
+        <w:tc>
+          <w:tcPr>
+            <w:tcW w:type="dxa" w:w="1191"/>
+          </w:tcPr>
+          <w:p>
+            <w:r/>
+            <w:r>
+              <w:rPr>
+                <w:sz w:val="17"/>
+              </w:rPr>
+              <w:t>Ø15,1 mm</w:t>
+            </w:r>
+          </w:p>
+        </w:tc>
+        <w:tc>
+          <w:tcPr>
+            <w:tcW w:type="dxa" w:w="1191"/>
+          </w:tcPr>
+          <w:p>
+            <w:r/>
+            <w:r>
+              <w:rPr>
+                <w:sz w:val="17"/>
+              </w:rPr>
+              <w:t>Ø27,9 mm</w:t>
+            </w:r>
+          </w:p>
+        </w:tc>
+        <w:tc>
+          <w:tcPr>
+            <w:tcW w:type="dxa" w:w="1191"/>
+          </w:tcPr>
+          <w:p>
+            <w:r/>
+            <w:r>
+              <w:rPr>
+                <w:sz w:val="17"/>
+              </w:rPr>
+              <w:t>Ø41,0 mm</w:t>
+            </w:r>
+          </w:p>
+        </w:tc>
+        <w:tc>
+          <w:tcPr>
+            <w:tcW w:type="dxa" w:w="1191"/>
+          </w:tcPr>
+          <w:p>
+            <w:r/>
+            <w:r>
+              <w:rPr>
+                <w:sz w:val="17"/>
+              </w:rPr>
+              <w:t>Ø53,1 mm</w:t>
+            </w:r>
+          </w:p>
+        </w:tc>
+      </w:tr>
+    </w:tbl>
+    <w:p/>
+    <w:tbl>
+      <w:tblPr>
+        <w:tblW w:type="auto" w:w="0"/>
+        <w:jc w:val="center"/>
+        <w:tblLook w:firstColumn="1" w:firstRow="1" w:lastColumn="0" w:lastRow="0" w:noHBand="0" w:noVBand="1" w:val="04A0"/>
+      </w:tblPr>
+      <w:tblGrid>
+        <w:gridCol w:w="9689"/>
+      </w:tblGrid>
+      <w:tr>
+        <w:tc>
+          <w:tcPr>
+            <w:tcW w:type="dxa" w:w="9071"/>
+            <w:shd w:fill="FFF2CC"/>
+          </w:tcPr>
+          <w:p>
+            <w:r/>
+            <w:r>
+              <w:rPr>
+                <w:b/>
+                <w:sz w:val="19"/>
+              </w:rPr>
+              <w:t xml:space="preserve">ATENÇÃO — </w:t>
+            </w:r>
+            <w:r>
+              <w:rPr>
+                <w:sz w:val="19"/>
+              </w:rPr>
+              <w:t>As mandíbulas das duas opções se encostam em S4 = 73° (medido em passos de 0,25°), mas o ANG_MIN[3] de fábrica é 72° — um grau ALÉM do contato. Se você levar a garra ao mínimo pelo joystick, ela fecha contra si mesma e o servo trava. Na calibração (seção 6.4), suba ANG_MIN[3] para 73 ou 74 no seu braço.</w:t>
+            </w:r>
+          </w:p>
+        </w:tc>
+      </w:tr>
+    </w:tbl>
+    <w:p/>
+    <w:p>
+      <w:r>
+        <w:br w:type="page"/>
+      </w:r>
+    </w:p>
+    <w:p>
+      <w:pPr>
+        <w:pStyle w:val="Heading1"/>
+      </w:pPr>
+      <w:r>
+        <w:t>8. Testes de aceitação</w:t>
       </w:r>
     </w:p>
     <w:p>
@@ -11393,7 +14535,7 @@
         <w:pStyle w:val="Heading1"/>
       </w:pPr>
       <w:r>
-        <w:t>8. Solução de problemas</w:t>
+        <w:t>9. Solução de problemas</w:t>
       </w:r>
     </w:p>
     <w:tbl>
@@ -12166,7 +15308,7 @@
         <w:pStyle w:val="Heading1"/>
       </w:pPr>
       <w:r>
-        <w:t>9. Manutenção</w:t>
+        <w:t>10. Manutenção</w:t>
       </w:r>
     </w:p>
     <w:p>

--- a/relatorio/Manual_Montagem.docx
+++ b/relatorio/Manual_Montagem.docx
@@ -9390,7 +9390,7 @@
               <w:rPr>
                 <w:sz w:val="18"/>
               </w:rPr>
-              <w:t>Vai para a posição de home (90° em todas)</w:t>
+              <w:t>Vai para a posição de referência (POS_REF: 90° em todas)</w:t>
             </w:r>
           </w:p>
         </w:tc>
@@ -9925,7 +9925,7 @@
               <w:rPr>
                 <w:sz w:val="18"/>
               </w:rPr>
-              <w:t>Abre/fecha a garra de uma vez</w:t>
+              <w:t>Volta à posição de referência (POS_REF: 90° em todas as juntas)</w:t>
             </w:r>
           </w:p>
         </w:tc>
@@ -9955,7 +9955,7 @@
               <w:rPr>
                 <w:sz w:val="18"/>
               </w:rPr>
-              <w:t>Volta para home</w:t>
+              <w:t>Abre/fecha a garra de uma vez</w:t>
             </w:r>
           </w:p>
         </w:tc>
@@ -10340,7 +10340,7 @@
         <w:pStyle w:val="ListNumber"/>
       </w:pPr>
       <w:r>
-        <w:t>Leve tudo para home com 'h'.</w:t>
+        <w:t>Leve tudo para a referência com 'h' (ou um toque curto no botão 2).</w:t>
       </w:r>
     </w:p>
     <w:p>
@@ -10555,7 +10555,7 @@
           <w:b w:val="0"/>
           <w:i w:val="0"/>
         </w:rPr>
-        <w:t>Todas as tabelas desta seção são geradas por cad/mapa_angulos.py, que lê os limites direto do firmware (ANG_MIN, ANG_MAX, ANG_HOME, GARRA_FECHADA e GARRA_ABERTA) e aplica ao modelo 3D as mesmas transformações de cad/gerar_pecas.py. Os valores de altura e alcance são medidos nas malhas, não estimados.</w:t>
+        <w:t>Todas as tabelas desta seção são geradas por cad/mapa_angulos.py, que lê os limites direto do firmware (ANG_MIN, ANG_MAX, POS_REF, GARRA_FECHADA e GARRA_ABERTA) e aplica ao modelo 3D as mesmas transformações de cad/gerar_pecas.py. Os valores de altura e alcance são medidos nas malhas, não estimados.</w:t>
       </w:r>
     </w:p>
     <w:p>
@@ -10939,7 +10939,7 @@
           <w:b w:val="0"/>
           <w:i w:val="0"/>
         </w:rPr>
-        <w:t>Faixa do firmware: 5° a 175°, home 90°. Girar a base não muda a altura nem o alcance — só a direção para onde o braço aponta. Um grau de servo é exatamente um grau de giro da plataforma.</w:t>
+        <w:t>Faixa do firmware: 5° a 175°, referência 90°. Girar a base não muda a altura nem o alcance — só a direção para onde o braço aponta. Um grau de servo é exatamente um grau de giro da plataforma.</w:t>
       </w:r>
     </w:p>
     <w:tbl>
@@ -11185,7 +11185,7 @@
               <w:rPr>
                 <w:sz w:val="18"/>
               </w:rPr>
-              <w:t>HOME</w:t>
+              <w:t>REFERÊNCIA</w:t>
             </w:r>
           </w:p>
         </w:tc>
@@ -11324,7 +11324,7 @@
           <w:b w:val="0"/>
           <w:i w:val="0"/>
         </w:rPr>
-        <w:t>Faixa do firmware: 15° a 165°, home 90°. Medidas tiradas com o cotovelo em 90°; a altura é a do ponto mais alto do conjunto e o alcance é medido do eixo da base.</w:t>
+        <w:t>Faixa do firmware: 15° a 165°, referência 90°. Medidas tiradas com o cotovelo em 90°; a altura é a do ponto mais alto do conjunto e o alcance é medido do eixo da base.</w:t>
       </w:r>
     </w:p>
     <w:tbl>
@@ -11744,7 +11744,7 @@
               <w:rPr>
                 <w:sz w:val="16"/>
               </w:rPr>
-              <w:t>HOME</w:t>
+              <w:t>REFERÊNCIA</w:t>
             </w:r>
           </w:p>
         </w:tc>
@@ -12101,7 +12101,7 @@
           <w:b w:val="0"/>
           <w:i w:val="0"/>
         </w:rPr>
-        <w:t>Faixa do firmware: 40° a 140°, home 90°. Medidas tiradas com o braço na vertical (ombro em 90°). Este é o ângulo RELATIVO entre o antebraço e o braço: 0° seria o antebraço perfeitamente alinhado com o braço.</w:t>
+        <w:t>Faixa do firmware: 40° a 140°, referência 90°. Medidas tiradas com o braço na vertical (ombro em 90°). Este é o ângulo RELATIVO entre o antebraço e o braço: 0° seria o antebraço perfeitamente alinhado com o braço.</w:t>
       </w:r>
     </w:p>
     <w:tbl>
@@ -12549,7 +12549,7 @@
               <w:rPr>
                 <w:sz w:val="16"/>
               </w:rPr>
-              <w:t>HOME</w:t>
+              <w:t>REFERÊNCIA</w:t>
             </w:r>
           </w:p>
         </w:tc>
@@ -12996,7 +12996,7 @@
               <w:rPr>
                 <w:sz w:val="17"/>
               </w:rPr>
-              <w:t>ANG_MIN de fábrica (mandíbulas se tocam em ≈72,5°)</w:t>
+              <w:t>ANG_MIN de fábrica — 1° ABAIXO do toque das mandíbulas (73°, medido por verificacao.py)</w:t>
             </w:r>
           </w:p>
         </w:tc>
@@ -13227,7 +13227,7 @@
               <w:rPr>
                 <w:sz w:val="17"/>
               </w:rPr>
-              <w:t>HOME</w:t>
+              <w:t>REFERÊNCIA</w:t>
             </w:r>
           </w:p>
         </w:tc>
@@ -13800,7 +13800,7 @@
               <w:rPr>
                 <w:sz w:val="18"/>
               </w:rPr>
-              <w:t>Home ao ligar</w:t>
+              <w:t>Referência ao ligar</w:t>
             </w:r>
           </w:p>
         </w:tc>
@@ -13815,6 +13815,64 @@
                 <w:sz w:val="18"/>
               </w:rPr>
               <w:t>Os 4 servos vão para 90° e o braço fica como a Figura 1</w:t>
+            </w:r>
+          </w:p>
+        </w:tc>
+        <w:tc>
+          <w:tcPr>
+            <w:tcW w:type="dxa" w:w="680"/>
+          </w:tcPr>
+          <w:p>
+            <w:r/>
+            <w:r>
+              <w:rPr>
+                <w:sz w:val="18"/>
+              </w:rPr>
+              <w:t>☐</w:t>
+            </w:r>
+          </w:p>
+        </w:tc>
+      </w:tr>
+      <w:tr>
+        <w:tc>
+          <w:tcPr>
+            <w:tcW w:type="dxa" w:w="454"/>
+          </w:tcPr>
+          <w:p>
+            <w:r/>
+            <w:r>
+              <w:rPr>
+                <w:sz w:val="18"/>
+              </w:rPr>
+              <w:t>1b</w:t>
+            </w:r>
+          </w:p>
+        </w:tc>
+        <w:tc>
+          <w:tcPr>
+            <w:tcW w:type="dxa" w:w="3402"/>
+          </w:tcPr>
+          <w:p>
+            <w:r/>
+            <w:r>
+              <w:rPr>
+                <w:sz w:val="18"/>
+              </w:rPr>
+              <w:t>Botão de retorno</w:t>
+            </w:r>
+          </w:p>
+        </w:tc>
+        <w:tc>
+          <w:tcPr>
+            <w:tcW w:type="dxa" w:w="4195"/>
+          </w:tcPr>
+          <w:p>
+            <w:r/>
+            <w:r>
+              <w:rPr>
+                <w:sz w:val="18"/>
+              </w:rPr>
+              <w:t>Um toque curto no botão do joystick 2, de qualquer pose, traz os 4 servos de volta à Figura 1</w:t>
             </w:r>
           </w:p>
         </w:tc>

--- a/relatorio/Manual_Montagem.docx
+++ b/relatorio/Manual_Montagem.docx
@@ -3570,7 +3570,7 @@
               <w:rPr>
                 <w:sz w:val="18"/>
               </w:rPr>
-              <w:t>Qualquer clone serve; o firmware usa 36 % da flash</w:t>
+              <w:t>Qualquer clone serve; o firmware usa 40 % da flash (também roda em Nano, Mega e UNO R4)</w:t>
             </w:r>
           </w:p>
         </w:tc>
@@ -9241,7 +9241,7 @@
         <w:pStyle w:val="ListNumber"/>
       </w:pPr>
       <w:r>
-        <w:t>Carregue (Ctrl+U). O sketch ocupa 36 % da flash e 22 % da RAM.</w:t>
+        <w:t>Carregue (Ctrl+U). O sketch ocupa 40 % da flash e 27 % da RAM do UNO. O mesmo arquivo compila sem alterações para Nano, Mega 2560 e UNO R4 Minima/WiFi: basta escolher a placa certa no passo 2.</w:t>
       </w:r>
     </w:p>
     <w:p>
@@ -9249,7 +9249,7 @@
         <w:pStyle w:val="ListNumber"/>
       </w:pPr>
       <w:r>
-        <w:t>Abra o Monitor Serial em 115200 bauds.</w:t>
+        <w:t>Abra o Monitor Serial em 115200 bauds (qualquer opção de fim de linha serve). Caracteres estranhos na tela querem dizer velocidade errada no Monitor Serial, não defeito no braço.</w:t>
       </w:r>
     </w:p>
     <w:p>
@@ -9661,6 +9661,66 @@
                 <w:sz w:val="18"/>
               </w:rPr>
               <w:t>Ajusta a velocidade máxima em graus por passo de 20 ms (padrão 3 = 150 °/s)</w:t>
+            </w:r>
+          </w:p>
+        </w:tc>
+      </w:tr>
+      <w:tr>
+        <w:tc>
+          <w:tcPr>
+            <w:tcW w:type="dxa" w:w="2381"/>
+          </w:tcPr>
+          <w:p>
+            <w:r/>
+            <w:r>
+              <w:rPr>
+                <w:sz w:val="18"/>
+              </w:rPr>
+              <w:t>d</w:t>
+            </w:r>
+          </w:p>
+        </w:tc>
+        <w:tc>
+          <w:tcPr>
+            <w:tcW w:type="dxa" w:w="6690"/>
+          </w:tcPr>
+          <w:p>
+            <w:r/>
+            <w:r>
+              <w:rPr>
+                <w:sz w:val="18"/>
+              </w:rPr>
+              <w:t>Liga/desliga o diagnóstico: a cada 0,5 s mostra a leitura crua de cada eixo / o centro calibrado, o estado dos botões e a tensão da placa (Vcc)</w:t>
+            </w:r>
+          </w:p>
+        </w:tc>
+      </w:tr>
+      <w:tr>
+        <w:tc>
+          <w:tcPr>
+            <w:tcW w:type="dxa" w:w="2381"/>
+          </w:tcPr>
+          <w:p>
+            <w:r/>
+            <w:r>
+              <w:rPr>
+                <w:sz w:val="18"/>
+              </w:rPr>
+              <w:t>?</w:t>
+            </w:r>
+          </w:p>
+        </w:tc>
+        <w:tc>
+          <w:tcPr>
+            <w:tcW w:type="dxa" w:w="6690"/>
+          </w:tcPr>
+          <w:p>
+            <w:r/>
+            <w:r>
+              <w:rPr>
+                <w:sz w:val="18"/>
+              </w:rPr>
+              <w:t>Lista os comandos</w:t>
             </w:r>
           </w:p>
         </w:tc>
@@ -10266,6 +10326,14 @@
       </w:pPr>
       <w:r>
         <w:t>Confirme com 'p' e mexendo de leve: nenhuma junta pode andar sozinha com a alavanca solta.</w:t>
+      </w:r>
+    </w:p>
+    <w:p>
+      <w:pPr>
+        <w:pStyle w:val="ListNumber"/>
+      </w:pPr>
+      <w:r>
+        <w:t>Se na partida aparecer 'ATENCAO: eixo ... Eixo desativado', aquele eixo leu longe de 512 com a alavanca solta (alavanca inclinada ao ligar, fio solto ou trocado, joystick sem +5V/GND) e foi desligado por segurança. Corrija, solte as alavancas e mande 'j'. Com 'd' você vê a leitura de cada eixo ao vivo.</w:t>
       </w:r>
     </w:p>
     <w:p>
@@ -15223,6 +15291,182 @@
                 <w:sz w:val="17"/>
               </w:rPr>
               <w:t>Já tratado no firmware (a pose é limitada); se persistir, apagar com 'l' e regravar.</w:t>
+            </w:r>
+          </w:p>
+        </w:tc>
+      </w:tr>
+      <w:tr>
+        <w:tc>
+          <w:tcPr>
+            <w:tcW w:type="dxa" w:w="2608"/>
+          </w:tcPr>
+          <w:p>
+            <w:r/>
+            <w:r>
+              <w:rPr>
+                <w:sz w:val="17"/>
+              </w:rPr>
+              <w:t>O Monitor Serial mostra caracteres estranhos</w:t>
+            </w:r>
+          </w:p>
+        </w:tc>
+        <w:tc>
+          <w:tcPr>
+            <w:tcW w:type="dxa" w:w="2948"/>
+          </w:tcPr>
+          <w:p>
+            <w:r/>
+            <w:r>
+              <w:rPr>
+                <w:sz w:val="17"/>
+              </w:rPr>
+              <w:t>Velocidade do Monitor Serial diferente da do firmware</w:t>
+            </w:r>
+          </w:p>
+        </w:tc>
+        <w:tc>
+          <w:tcPr>
+            <w:tcW w:type="dxa" w:w="3515"/>
+          </w:tcPr>
+          <w:p>
+            <w:r/>
+            <w:r>
+              <w:rPr>
+                <w:sz w:val="17"/>
+              </w:rPr>
+              <w:t>Selecionar 115200 bauds no canto do Monitor Serial.</w:t>
+            </w:r>
+          </w:p>
+        </w:tc>
+      </w:tr>
+      <w:tr>
+        <w:tc>
+          <w:tcPr>
+            <w:tcW w:type="dxa" w:w="2608"/>
+          </w:tcPr>
+          <w:p>
+            <w:r/>
+            <w:r>
+              <w:rPr>
+                <w:sz w:val="17"/>
+              </w:rPr>
+              <w:t>Uma junta não responde ao joystick; na partida aparece 'Eixo desativado'</w:t>
+            </w:r>
+          </w:p>
+        </w:tc>
+        <w:tc>
+          <w:tcPr>
+            <w:tcW w:type="dxa" w:w="2948"/>
+          </w:tcPr>
+          <w:p>
+            <w:r/>
+            <w:r>
+              <w:rPr>
+                <w:sz w:val="17"/>
+              </w:rPr>
+              <w:t>O eixo leu longe de 512 na calibração: alavanca inclinada, fio solto/trocado ou módulo sem +5V/GND</w:t>
+            </w:r>
+          </w:p>
+        </w:tc>
+        <w:tc>
+          <w:tcPr>
+            <w:tcW w:type="dxa" w:w="3515"/>
+          </w:tcPr>
+          <w:p>
+            <w:r/>
+            <w:r>
+              <w:rPr>
+                <w:sz w:val="17"/>
+              </w:rPr>
+              <w:t>Soltar as alavancas e mandar 'j'; com 'd', conferir ≈ 512 parado e ≈ 0 a ≈ 1023 mexendo.</w:t>
+            </w:r>
+          </w:p>
+        </w:tc>
+      </w:tr>
+      <w:tr>
+        <w:tc>
+          <w:tcPr>
+            <w:tcW w:type="dxa" w:w="2608"/>
+          </w:tcPr>
+          <w:p>
+            <w:r/>
+            <w:r>
+              <w:rPr>
+                <w:sz w:val="17"/>
+              </w:rPr>
+              <w:t>Erro de compilação 'expected unqualified-id' apontando PIN_LED</w:t>
+            </w:r>
+          </w:p>
+        </w:tc>
+        <w:tc>
+          <w:tcPr>
+            <w:tcW w:type="dxa" w:w="2948"/>
+          </w:tcPr>
+          <w:p>
+            <w:r/>
+            <w:r>
+              <w:rPr>
+                <w:sz w:val="17"/>
+              </w:rPr>
+              <w:t>Versão antiga do firmware compilada para UNO R4 (a placa já define PIN_LED)</w:t>
+            </w:r>
+          </w:p>
+        </w:tc>
+        <w:tc>
+          <w:tcPr>
+            <w:tcW w:type="dxa" w:w="3515"/>
+          </w:tcPr>
+          <w:p>
+            <w:r/>
+            <w:r>
+              <w:rPr>
+                <w:sz w:val="17"/>
+              </w:rPr>
+              <w:t>Usar o firmware atual: a constante agora se chama PIN_LED_STATUS.</w:t>
+            </w:r>
+          </w:p>
+        </w:tc>
+      </w:tr>
+      <w:tr>
+        <w:tc>
+          <w:tcPr>
+            <w:tcW w:type="dxa" w:w="2608"/>
+          </w:tcPr>
+          <w:p>
+            <w:r/>
+            <w:r>
+              <w:rPr>
+                <w:sz w:val="17"/>
+              </w:rPr>
+              <w:t>Servos tremem ao mover e o 'Vcc' do diagnóstico cai abaixo de ≈ 4,5 V</w:t>
+            </w:r>
+          </w:p>
+        </w:tc>
+        <w:tc>
+          <w:tcPr>
+            <w:tcW w:type="dxa" w:w="2948"/>
+          </w:tcPr>
+          <w:p>
+            <w:r/>
+            <w:r>
+              <w:rPr>
+                <w:sz w:val="17"/>
+              </w:rPr>
+              <w:t>Servos puxando corrente do Arduino (fonte externa mal ligada)</w:t>
+            </w:r>
+          </w:p>
+        </w:tc>
+        <w:tc>
+          <w:tcPr>
+            <w:tcW w:type="dxa" w:w="3515"/>
+          </w:tcPr>
+          <w:p>
+            <w:r/>
+            <w:r>
+              <w:rPr>
+                <w:sz w:val="17"/>
+              </w:rPr>
+              <w:t>Servos só na fonte externa; GND da fonte ligado ao GND do Arduino.</w:t>
             </w:r>
           </w:p>
         </w:tc>
